--- a/migration-governance/word/Scripts-and-VSCode.docx
+++ b/migration-governance/word/Scripts-and-VSCode.docx
@@ -401,9 +401,9 @@
         </w:tblCellMar>
       </w:tblPr>
       <w:tblGrid>
-        <w:gridCol w:w="347"/>
-        <w:gridCol w:w="4866"/>
-        <w:gridCol w:w="4867"/>
+        <w:gridCol w:w="555"/>
+        <w:gridCol w:w="4848"/>
+        <w:gridCol w:w="4677"/>
       </w:tblGrid>
       <w:tr>
         <w:trPr>
@@ -411,7 +411,7 @@
         </w:trPr>
         <w:tc>
           <w:tcPr>
-            <w:tcW w:w="347" w:type="dxa"/>
+            <w:tcW w:w="555" w:type="dxa"/>
             <w:shd w:val="clear" w:color="auto" w:fill="1B4A78"/>
             <w:vAlign w:val="top"/>
           </w:tcPr>
@@ -430,7 +430,7 @@
         </w:tc>
         <w:tc>
           <w:tcPr>
-            <w:tcW w:w="4866" w:type="dxa"/>
+            <w:tcW w:w="4848" w:type="dxa"/>
             <w:shd w:val="clear" w:color="auto" w:fill="1B4A78"/>
             <w:vAlign w:val="top"/>
           </w:tcPr>
@@ -449,7 +449,7 @@
         </w:tc>
         <w:tc>
           <w:tcPr>
-            <w:tcW w:w="4867" w:type="dxa"/>
+            <w:tcW w:w="4677" w:type="dxa"/>
             <w:shd w:val="clear" w:color="auto" w:fill="1B4A78"/>
             <w:vAlign w:val="top"/>
           </w:tcPr>
@@ -473,7 +473,7 @@
         </w:trPr>
         <w:tc>
           <w:tcPr>
-            <w:tcW w:w="347" w:type="dxa"/>
+            <w:tcW w:w="555" w:type="dxa"/>
             <w:vAlign w:val="top"/>
           </w:tcPr>
           <w:p>
@@ -490,7 +490,7 @@
         </w:tc>
         <w:tc>
           <w:tcPr>
-            <w:tcW w:w="4866" w:type="dxa"/>
+            <w:tcW w:w="4848" w:type="dxa"/>
             <w:vAlign w:val="top"/>
           </w:tcPr>
           <w:p>
@@ -522,7 +522,7 @@
         </w:tc>
         <w:tc>
           <w:tcPr>
-            <w:tcW w:w="4867" w:type="dxa"/>
+            <w:tcW w:w="4677" w:type="dxa"/>
             <w:vAlign w:val="top"/>
           </w:tcPr>
           <w:p>
@@ -542,7 +542,7 @@
         </w:trPr>
         <w:tc>
           <w:tcPr>
-            <w:tcW w:w="347" w:type="dxa"/>
+            <w:tcW w:w="555" w:type="dxa"/>
             <w:vAlign w:val="top"/>
           </w:tcPr>
           <w:p>
@@ -559,7 +559,7 @@
         </w:tc>
         <w:tc>
           <w:tcPr>
-            <w:tcW w:w="4866" w:type="dxa"/>
+            <w:tcW w:w="4848" w:type="dxa"/>
             <w:vAlign w:val="top"/>
           </w:tcPr>
           <w:p>
@@ -580,7 +580,7 @@
         </w:tc>
         <w:tc>
           <w:tcPr>
-            <w:tcW w:w="4867" w:type="dxa"/>
+            <w:tcW w:w="4677" w:type="dxa"/>
             <w:vAlign w:val="top"/>
           </w:tcPr>
           <w:p>
@@ -600,7 +600,7 @@
         </w:trPr>
         <w:tc>
           <w:tcPr>
-            <w:tcW w:w="347" w:type="dxa"/>
+            <w:tcW w:w="555" w:type="dxa"/>
             <w:vAlign w:val="top"/>
           </w:tcPr>
           <w:p>
@@ -617,7 +617,7 @@
         </w:tc>
         <w:tc>
           <w:tcPr>
-            <w:tcW w:w="4866" w:type="dxa"/>
+            <w:tcW w:w="4848" w:type="dxa"/>
             <w:vAlign w:val="top"/>
           </w:tcPr>
           <w:p>
@@ -638,7 +638,7 @@
         </w:tc>
         <w:tc>
           <w:tcPr>
-            <w:tcW w:w="4867" w:type="dxa"/>
+            <w:tcW w:w="4677" w:type="dxa"/>
             <w:vAlign w:val="top"/>
           </w:tcPr>
           <w:p>
@@ -658,7 +658,7 @@
         </w:trPr>
         <w:tc>
           <w:tcPr>
-            <w:tcW w:w="347" w:type="dxa"/>
+            <w:tcW w:w="555" w:type="dxa"/>
             <w:vAlign w:val="top"/>
           </w:tcPr>
           <w:p>
@@ -675,7 +675,7 @@
         </w:tc>
         <w:tc>
           <w:tcPr>
-            <w:tcW w:w="4866" w:type="dxa"/>
+            <w:tcW w:w="4848" w:type="dxa"/>
             <w:vAlign w:val="top"/>
           </w:tcPr>
           <w:p>
@@ -708,7 +708,7 @@
         </w:tc>
         <w:tc>
           <w:tcPr>
-            <w:tcW w:w="4867" w:type="dxa"/>
+            <w:tcW w:w="4677" w:type="dxa"/>
             <w:vAlign w:val="top"/>
           </w:tcPr>
           <w:p>
@@ -728,7 +728,7 @@
         </w:trPr>
         <w:tc>
           <w:tcPr>
-            <w:tcW w:w="347" w:type="dxa"/>
+            <w:tcW w:w="555" w:type="dxa"/>
             <w:vAlign w:val="top"/>
           </w:tcPr>
           <w:p>
@@ -745,7 +745,7 @@
         </w:tc>
         <w:tc>
           <w:tcPr>
-            <w:tcW w:w="4866" w:type="dxa"/>
+            <w:tcW w:w="4848" w:type="dxa"/>
             <w:vAlign w:val="top"/>
           </w:tcPr>
           <w:p>
@@ -766,7 +766,7 @@
         </w:tc>
         <w:tc>
           <w:tcPr>
-            <w:tcW w:w="4867" w:type="dxa"/>
+            <w:tcW w:w="4677" w:type="dxa"/>
             <w:vAlign w:val="top"/>
           </w:tcPr>
           <w:p>
@@ -1946,10 +1946,10 @@
         </w:tblCellMar>
       </w:tblPr>
       <w:tblGrid>
-        <w:gridCol w:w="2231"/>
-        <w:gridCol w:w="3308"/>
-        <w:gridCol w:w="923"/>
-        <w:gridCol w:w="3618"/>
+        <w:gridCol w:w="2298"/>
+        <w:gridCol w:w="3127"/>
+        <w:gridCol w:w="1204"/>
+        <w:gridCol w:w="3451"/>
       </w:tblGrid>
       <w:tr>
         <w:trPr>
@@ -1957,7 +1957,7 @@
         </w:trPr>
         <w:tc>
           <w:tcPr>
-            <w:tcW w:w="2231" w:type="dxa"/>
+            <w:tcW w:w="2298" w:type="dxa"/>
             <w:shd w:val="clear" w:color="auto" w:fill="1B4A78"/>
             <w:vAlign w:val="top"/>
           </w:tcPr>
@@ -1976,7 +1976,7 @@
         </w:tc>
         <w:tc>
           <w:tcPr>
-            <w:tcW w:w="3308" w:type="dxa"/>
+            <w:tcW w:w="3127" w:type="dxa"/>
             <w:shd w:val="clear" w:color="auto" w:fill="1B4A78"/>
             <w:vAlign w:val="top"/>
           </w:tcPr>
@@ -1995,7 +1995,7 @@
         </w:tc>
         <w:tc>
           <w:tcPr>
-            <w:tcW w:w="923" w:type="dxa"/>
+            <w:tcW w:w="1204" w:type="dxa"/>
             <w:shd w:val="clear" w:color="auto" w:fill="1B4A78"/>
             <w:vAlign w:val="top"/>
           </w:tcPr>
@@ -2014,7 +2014,7 @@
         </w:tc>
         <w:tc>
           <w:tcPr>
-            <w:tcW w:w="3618" w:type="dxa"/>
+            <w:tcW w:w="3451" w:type="dxa"/>
             <w:shd w:val="clear" w:color="auto" w:fill="1B4A78"/>
             <w:vAlign w:val="top"/>
           </w:tcPr>
@@ -2038,7 +2038,7 @@
         </w:trPr>
         <w:tc>
           <w:tcPr>
-            <w:tcW w:w="2231" w:type="dxa"/>
+            <w:tcW w:w="2298" w:type="dxa"/>
             <w:vAlign w:val="top"/>
           </w:tcPr>
           <w:p>
@@ -2055,7 +2055,7 @@
         </w:tc>
         <w:tc>
           <w:tcPr>
-            <w:tcW w:w="3308" w:type="dxa"/>
+            <w:tcW w:w="3127" w:type="dxa"/>
             <w:vAlign w:val="top"/>
           </w:tcPr>
           <w:p>
@@ -2070,7 +2070,7 @@
         </w:tc>
         <w:tc>
           <w:tcPr>
-            <w:tcW w:w="923" w:type="dxa"/>
+            <w:tcW w:w="1204" w:type="dxa"/>
             <w:vAlign w:val="top"/>
           </w:tcPr>
           <w:p>
@@ -2085,7 +2085,7 @@
         </w:tc>
         <w:tc>
           <w:tcPr>
-            <w:tcW w:w="3618" w:type="dxa"/>
+            <w:tcW w:w="3451" w:type="dxa"/>
             <w:vAlign w:val="top"/>
           </w:tcPr>
           <w:p>
@@ -2111,7 +2111,7 @@
         </w:trPr>
         <w:tc>
           <w:tcPr>
-            <w:tcW w:w="2231" w:type="dxa"/>
+            <w:tcW w:w="2298" w:type="dxa"/>
             <w:vAlign w:val="top"/>
           </w:tcPr>
           <w:p>
@@ -2132,7 +2132,7 @@
         </w:tc>
         <w:tc>
           <w:tcPr>
-            <w:tcW w:w="3308" w:type="dxa"/>
+            <w:tcW w:w="3127" w:type="dxa"/>
             <w:vAlign w:val="top"/>
           </w:tcPr>
           <w:p>
@@ -2147,7 +2147,7 @@
         </w:tc>
         <w:tc>
           <w:tcPr>
-            <w:tcW w:w="923" w:type="dxa"/>
+            <w:tcW w:w="1204" w:type="dxa"/>
             <w:vAlign w:val="top"/>
           </w:tcPr>
           <w:p>
@@ -2162,7 +2162,7 @@
         </w:tc>
         <w:tc>
           <w:tcPr>
-            <w:tcW w:w="3618" w:type="dxa"/>
+            <w:tcW w:w="3451" w:type="dxa"/>
             <w:vAlign w:val="top"/>
           </w:tcPr>
           <w:p>
@@ -2188,7 +2188,7 @@
         </w:trPr>
         <w:tc>
           <w:tcPr>
-            <w:tcW w:w="2231" w:type="dxa"/>
+            <w:tcW w:w="2298" w:type="dxa"/>
             <w:vAlign w:val="top"/>
           </w:tcPr>
           <w:p>
@@ -2203,7 +2203,7 @@
         </w:tc>
         <w:tc>
           <w:tcPr>
-            <w:tcW w:w="3308" w:type="dxa"/>
+            <w:tcW w:w="3127" w:type="dxa"/>
             <w:vAlign w:val="top"/>
           </w:tcPr>
           <w:p>
@@ -2218,7 +2218,7 @@
         </w:tc>
         <w:tc>
           <w:tcPr>
-            <w:tcW w:w="923" w:type="dxa"/>
+            <w:tcW w:w="1204" w:type="dxa"/>
             <w:vAlign w:val="top"/>
           </w:tcPr>
           <w:p>
@@ -2233,7 +2233,7 @@
         </w:tc>
         <w:tc>
           <w:tcPr>
-            <w:tcW w:w="3618" w:type="dxa"/>
+            <w:tcW w:w="3451" w:type="dxa"/>
             <w:vAlign w:val="top"/>
           </w:tcPr>
           <w:p>
@@ -2598,8 +2598,8 @@
         </w:tblCellMar>
       </w:tblPr>
       <w:tblGrid>
-        <w:gridCol w:w="1969"/>
-        <w:gridCol w:w="8111"/>
+        <w:gridCol w:w="1962"/>
+        <w:gridCol w:w="8118"/>
       </w:tblGrid>
       <w:tr>
         <w:trPr>
@@ -2607,7 +2607,7 @@
         </w:trPr>
         <w:tc>
           <w:tcPr>
-            <w:tcW w:w="1969" w:type="dxa"/>
+            <w:tcW w:w="1962" w:type="dxa"/>
             <w:shd w:val="clear" w:color="auto" w:fill="1B4A78"/>
             <w:vAlign w:val="top"/>
           </w:tcPr>
@@ -2626,7 +2626,7 @@
         </w:tc>
         <w:tc>
           <w:tcPr>
-            <w:tcW w:w="8111" w:type="dxa"/>
+            <w:tcW w:w="8118" w:type="dxa"/>
             <w:shd w:val="clear" w:color="auto" w:fill="1B4A78"/>
             <w:vAlign w:val="top"/>
           </w:tcPr>
@@ -2650,7 +2650,7 @@
         </w:trPr>
         <w:tc>
           <w:tcPr>
-            <w:tcW w:w="1969" w:type="dxa"/>
+            <w:tcW w:w="1962" w:type="dxa"/>
             <w:vAlign w:val="top"/>
           </w:tcPr>
           <w:p>
@@ -2671,7 +2671,7 @@
         </w:tc>
         <w:tc>
           <w:tcPr>
-            <w:tcW w:w="8111" w:type="dxa"/>
+            <w:tcW w:w="8118" w:type="dxa"/>
             <w:vAlign w:val="top"/>
           </w:tcPr>
           <w:p>
@@ -2711,7 +2711,7 @@
         </w:trPr>
         <w:tc>
           <w:tcPr>
-            <w:tcW w:w="1969" w:type="dxa"/>
+            <w:tcW w:w="1962" w:type="dxa"/>
             <w:vAlign w:val="top"/>
           </w:tcPr>
           <w:p>
@@ -2728,7 +2728,7 @@
         </w:tc>
         <w:tc>
           <w:tcPr>
-            <w:tcW w:w="8111" w:type="dxa"/>
+            <w:tcW w:w="8118" w:type="dxa"/>
             <w:vAlign w:val="top"/>
           </w:tcPr>
           <w:p>
@@ -2800,9 +2800,9 @@
         </w:tblCellMar>
       </w:tblPr>
       <w:tblGrid>
-        <w:gridCol w:w="2394"/>
-        <w:gridCol w:w="3786"/>
-        <w:gridCol w:w="3900"/>
+        <w:gridCol w:w="2540"/>
+        <w:gridCol w:w="3643"/>
+        <w:gridCol w:w="3897"/>
       </w:tblGrid>
       <w:tr>
         <w:trPr>
@@ -2810,7 +2810,7 @@
         </w:trPr>
         <w:tc>
           <w:tcPr>
-            <w:tcW w:w="2394" w:type="dxa"/>
+            <w:tcW w:w="2540" w:type="dxa"/>
             <w:shd w:val="clear" w:color="auto" w:fill="1B4A78"/>
             <w:vAlign w:val="top"/>
           </w:tcPr>
@@ -2829,7 +2829,7 @@
         </w:tc>
         <w:tc>
           <w:tcPr>
-            <w:tcW w:w="3786" w:type="dxa"/>
+            <w:tcW w:w="3643" w:type="dxa"/>
             <w:shd w:val="clear" w:color="auto" w:fill="1B4A78"/>
             <w:vAlign w:val="top"/>
           </w:tcPr>
@@ -2848,7 +2848,7 @@
         </w:tc>
         <w:tc>
           <w:tcPr>
-            <w:tcW w:w="3900" w:type="dxa"/>
+            <w:tcW w:w="3897" w:type="dxa"/>
             <w:shd w:val="clear" w:color="auto" w:fill="1B4A78"/>
             <w:vAlign w:val="top"/>
           </w:tcPr>
@@ -2872,7 +2872,7 @@
         </w:trPr>
         <w:tc>
           <w:tcPr>
-            <w:tcW w:w="2394" w:type="dxa"/>
+            <w:tcW w:w="2540" w:type="dxa"/>
             <w:vAlign w:val="top"/>
           </w:tcPr>
           <w:p>
@@ -2887,7 +2887,7 @@
         </w:tc>
         <w:tc>
           <w:tcPr>
-            <w:tcW w:w="3786" w:type="dxa"/>
+            <w:tcW w:w="3643" w:type="dxa"/>
             <w:vAlign w:val="top"/>
           </w:tcPr>
           <w:p>
@@ -2908,7 +2908,7 @@
         </w:tc>
         <w:tc>
           <w:tcPr>
-            <w:tcW w:w="3900" w:type="dxa"/>
+            <w:tcW w:w="3897" w:type="dxa"/>
             <w:vAlign w:val="top"/>
           </w:tcPr>
           <w:p>
@@ -2928,7 +2928,7 @@
         </w:trPr>
         <w:tc>
           <w:tcPr>
-            <w:tcW w:w="2394" w:type="dxa"/>
+            <w:tcW w:w="2540" w:type="dxa"/>
             <w:vAlign w:val="top"/>
           </w:tcPr>
           <w:p>
@@ -2943,7 +2943,7 @@
         </w:tc>
         <w:tc>
           <w:tcPr>
-            <w:tcW w:w="3786" w:type="dxa"/>
+            <w:tcW w:w="3643" w:type="dxa"/>
             <w:vAlign w:val="top"/>
           </w:tcPr>
           <w:p>
@@ -2958,7 +2958,7 @@
         </w:tc>
         <w:tc>
           <w:tcPr>
-            <w:tcW w:w="3900" w:type="dxa"/>
+            <w:tcW w:w="3897" w:type="dxa"/>
             <w:vAlign w:val="top"/>
           </w:tcPr>
           <w:p>
@@ -2978,7 +2978,7 @@
         </w:trPr>
         <w:tc>
           <w:tcPr>
-            <w:tcW w:w="2394" w:type="dxa"/>
+            <w:tcW w:w="2540" w:type="dxa"/>
             <w:vAlign w:val="top"/>
           </w:tcPr>
           <w:p>
@@ -2993,7 +2993,7 @@
         </w:tc>
         <w:tc>
           <w:tcPr>
-            <w:tcW w:w="3786" w:type="dxa"/>
+            <w:tcW w:w="3643" w:type="dxa"/>
             <w:vAlign w:val="top"/>
           </w:tcPr>
           <w:p>
@@ -3014,7 +3014,7 @@
         </w:tc>
         <w:tc>
           <w:tcPr>
-            <w:tcW w:w="3900" w:type="dxa"/>
+            <w:tcW w:w="3897" w:type="dxa"/>
             <w:vAlign w:val="top"/>
           </w:tcPr>
           <w:p>
@@ -3040,7 +3040,7 @@
         </w:trPr>
         <w:tc>
           <w:tcPr>
-            <w:tcW w:w="2394" w:type="dxa"/>
+            <w:tcW w:w="2540" w:type="dxa"/>
             <w:vAlign w:val="top"/>
           </w:tcPr>
           <w:p>
@@ -3055,7 +3055,7 @@
         </w:tc>
         <w:tc>
           <w:tcPr>
-            <w:tcW w:w="3786" w:type="dxa"/>
+            <w:tcW w:w="3643" w:type="dxa"/>
             <w:vAlign w:val="top"/>
           </w:tcPr>
           <w:p>
@@ -3076,7 +3076,7 @@
         </w:tc>
         <w:tc>
           <w:tcPr>
-            <w:tcW w:w="3900" w:type="dxa"/>
+            <w:tcW w:w="3897" w:type="dxa"/>
             <w:vAlign w:val="top"/>
           </w:tcPr>
           <w:p>
@@ -3096,7 +3096,7 @@
         </w:trPr>
         <w:tc>
           <w:tcPr>
-            <w:tcW w:w="2394" w:type="dxa"/>
+            <w:tcW w:w="2540" w:type="dxa"/>
             <w:vAlign w:val="top"/>
           </w:tcPr>
           <w:p>
@@ -3111,7 +3111,7 @@
         </w:tc>
         <w:tc>
           <w:tcPr>
-            <w:tcW w:w="3786" w:type="dxa"/>
+            <w:tcW w:w="3643" w:type="dxa"/>
             <w:vAlign w:val="top"/>
           </w:tcPr>
           <w:p>
@@ -3126,7 +3126,7 @@
         </w:tc>
         <w:tc>
           <w:tcPr>
-            <w:tcW w:w="3900" w:type="dxa"/>
+            <w:tcW w:w="3897" w:type="dxa"/>
             <w:vAlign w:val="top"/>
           </w:tcPr>
           <w:p>
@@ -3142,7 +3142,7 @@
         </w:trPr>
         <w:tc>
           <w:tcPr>
-            <w:tcW w:w="2394" w:type="dxa"/>
+            <w:tcW w:w="2540" w:type="dxa"/>
             <w:vAlign w:val="top"/>
           </w:tcPr>
           <w:p>
@@ -3157,7 +3157,7 @@
         </w:tc>
         <w:tc>
           <w:tcPr>
-            <w:tcW w:w="3786" w:type="dxa"/>
+            <w:tcW w:w="3643" w:type="dxa"/>
             <w:vAlign w:val="top"/>
           </w:tcPr>
           <w:p>
@@ -3188,7 +3188,7 @@
         </w:tc>
         <w:tc>
           <w:tcPr>
-            <w:tcW w:w="3900" w:type="dxa"/>
+            <w:tcW w:w="3897" w:type="dxa"/>
             <w:vAlign w:val="top"/>
           </w:tcPr>
           <w:p>
@@ -3409,8 +3409,8 @@
         </w:tblCellMar>
       </w:tblPr>
       <w:tblGrid>
-        <w:gridCol w:w="3024"/>
-        <w:gridCol w:w="7056"/>
+        <w:gridCol w:w="2943"/>
+        <w:gridCol w:w="7137"/>
       </w:tblGrid>
       <w:tr>
         <w:trPr>
@@ -3418,7 +3418,7 @@
         </w:trPr>
         <w:tc>
           <w:tcPr>
-            <w:tcW w:w="3024" w:type="dxa"/>
+            <w:tcW w:w="2943" w:type="dxa"/>
             <w:shd w:val="clear" w:color="auto" w:fill="1B4A78"/>
             <w:vAlign w:val="top"/>
           </w:tcPr>
@@ -3437,7 +3437,7 @@
         </w:tc>
         <w:tc>
           <w:tcPr>
-            <w:tcW w:w="7056" w:type="dxa"/>
+            <w:tcW w:w="7137" w:type="dxa"/>
             <w:shd w:val="clear" w:color="auto" w:fill="1B4A78"/>
             <w:vAlign w:val="top"/>
           </w:tcPr>
@@ -3461,7 +3461,7 @@
         </w:trPr>
         <w:tc>
           <w:tcPr>
-            <w:tcW w:w="3024" w:type="dxa"/>
+            <w:tcW w:w="2943" w:type="dxa"/>
             <w:vAlign w:val="top"/>
           </w:tcPr>
           <w:p>
@@ -3482,7 +3482,7 @@
         </w:tc>
         <w:tc>
           <w:tcPr>
-            <w:tcW w:w="7056" w:type="dxa"/>
+            <w:tcW w:w="7137" w:type="dxa"/>
             <w:vAlign w:val="top"/>
           </w:tcPr>
           <w:p>
@@ -3512,7 +3512,7 @@
         </w:trPr>
         <w:tc>
           <w:tcPr>
-            <w:tcW w:w="3024" w:type="dxa"/>
+            <w:tcW w:w="2943" w:type="dxa"/>
             <w:vAlign w:val="top"/>
           </w:tcPr>
           <w:p>
@@ -3533,7 +3533,7 @@
         </w:tc>
         <w:tc>
           <w:tcPr>
-            <w:tcW w:w="7056" w:type="dxa"/>
+            <w:tcW w:w="7137" w:type="dxa"/>
             <w:vAlign w:val="top"/>
           </w:tcPr>
           <w:p>
@@ -3564,7 +3564,7 @@
         </w:trPr>
         <w:tc>
           <w:tcPr>
-            <w:tcW w:w="3024" w:type="dxa"/>
+            <w:tcW w:w="2943" w:type="dxa"/>
             <w:vAlign w:val="top"/>
           </w:tcPr>
           <w:p>
@@ -3585,7 +3585,7 @@
         </w:tc>
         <w:tc>
           <w:tcPr>
-            <w:tcW w:w="7056" w:type="dxa"/>
+            <w:tcW w:w="7137" w:type="dxa"/>
             <w:vAlign w:val="top"/>
           </w:tcPr>
           <w:p>
@@ -3605,7 +3605,7 @@
         </w:trPr>
         <w:tc>
           <w:tcPr>
-            <w:tcW w:w="3024" w:type="dxa"/>
+            <w:tcW w:w="2943" w:type="dxa"/>
             <w:vAlign w:val="top"/>
           </w:tcPr>
           <w:p>
@@ -3626,7 +3626,7 @@
         </w:tc>
         <w:tc>
           <w:tcPr>
-            <w:tcW w:w="7056" w:type="dxa"/>
+            <w:tcW w:w="7137" w:type="dxa"/>
             <w:vAlign w:val="top"/>
           </w:tcPr>
           <w:p>
@@ -4614,8 +4614,8 @@
         </w:tblCellMar>
       </w:tblPr>
       <w:tblGrid>
-        <w:gridCol w:w="2371"/>
-        <w:gridCol w:w="7709"/>
+        <w:gridCol w:w="1500"/>
+        <w:gridCol w:w="8580"/>
       </w:tblGrid>
       <w:tr>
         <w:trPr>
@@ -4623,7 +4623,7 @@
         </w:trPr>
         <w:tc>
           <w:tcPr>
-            <w:tcW w:w="2371" w:type="dxa"/>
+            <w:tcW w:w="1500" w:type="dxa"/>
             <w:shd w:val="clear" w:color="auto" w:fill="1B4A78"/>
             <w:vAlign w:val="top"/>
           </w:tcPr>
@@ -4642,7 +4642,7 @@
         </w:tc>
         <w:tc>
           <w:tcPr>
-            <w:tcW w:w="7709" w:type="dxa"/>
+            <w:tcW w:w="8580" w:type="dxa"/>
             <w:shd w:val="clear" w:color="auto" w:fill="1B4A78"/>
             <w:vAlign w:val="top"/>
           </w:tcPr>
@@ -4666,7 +4666,7 @@
         </w:trPr>
         <w:tc>
           <w:tcPr>
-            <w:tcW w:w="2371" w:type="dxa"/>
+            <w:tcW w:w="1500" w:type="dxa"/>
             <w:vAlign w:val="top"/>
           </w:tcPr>
           <w:p>
@@ -4685,7 +4685,7 @@
         </w:tc>
         <w:tc>
           <w:tcPr>
-            <w:tcW w:w="7709" w:type="dxa"/>
+            <w:tcW w:w="8580" w:type="dxa"/>
             <w:vAlign w:val="top"/>
           </w:tcPr>
           <w:p>
@@ -4705,7 +4705,7 @@
         </w:trPr>
         <w:tc>
           <w:tcPr>
-            <w:tcW w:w="2371" w:type="dxa"/>
+            <w:tcW w:w="1500" w:type="dxa"/>
             <w:vAlign w:val="top"/>
           </w:tcPr>
           <w:p>
@@ -4724,7 +4724,7 @@
         </w:tc>
         <w:tc>
           <w:tcPr>
-            <w:tcW w:w="7709" w:type="dxa"/>
+            <w:tcW w:w="8580" w:type="dxa"/>
             <w:vAlign w:val="top"/>
           </w:tcPr>
           <w:p>
@@ -4750,7 +4750,7 @@
         </w:trPr>
         <w:tc>
           <w:tcPr>
-            <w:tcW w:w="2371" w:type="dxa"/>
+            <w:tcW w:w="1500" w:type="dxa"/>
             <w:vAlign w:val="top"/>
           </w:tcPr>
           <w:p>
@@ -4785,7 +4785,7 @@
         </w:tc>
         <w:tc>
           <w:tcPr>
-            <w:tcW w:w="7709" w:type="dxa"/>
+            <w:tcW w:w="8580" w:type="dxa"/>
             <w:vAlign w:val="top"/>
           </w:tcPr>
           <w:p>
@@ -4805,7 +4805,7 @@
         </w:trPr>
         <w:tc>
           <w:tcPr>
-            <w:tcW w:w="2371" w:type="dxa"/>
+            <w:tcW w:w="1500" w:type="dxa"/>
             <w:vAlign w:val="top"/>
           </w:tcPr>
           <w:p>
@@ -4824,7 +4824,7 @@
         </w:tc>
         <w:tc>
           <w:tcPr>
-            <w:tcW w:w="7709" w:type="dxa"/>
+            <w:tcW w:w="8580" w:type="dxa"/>
             <w:vAlign w:val="top"/>
           </w:tcPr>
           <w:p>
@@ -4844,7 +4844,7 @@
         </w:trPr>
         <w:tc>
           <w:tcPr>
-            <w:tcW w:w="2371" w:type="dxa"/>
+            <w:tcW w:w="1500" w:type="dxa"/>
             <w:vAlign w:val="top"/>
           </w:tcPr>
           <w:p>
@@ -4875,7 +4875,7 @@
         </w:tc>
         <w:tc>
           <w:tcPr>
-            <w:tcW w:w="7709" w:type="dxa"/>
+            <w:tcW w:w="8580" w:type="dxa"/>
             <w:vAlign w:val="top"/>
           </w:tcPr>
           <w:p>
@@ -5411,8 +5411,8 @@
         </w:tblCellMar>
       </w:tblPr>
       <w:tblGrid>
-        <w:gridCol w:w="1969"/>
-        <w:gridCol w:w="8111"/>
+        <w:gridCol w:w="1971"/>
+        <w:gridCol w:w="8109"/>
       </w:tblGrid>
       <w:tr>
         <w:trPr>
@@ -5420,7 +5420,7 @@
         </w:trPr>
         <w:tc>
           <w:tcPr>
-            <w:tcW w:w="1969" w:type="dxa"/>
+            <w:tcW w:w="1971" w:type="dxa"/>
             <w:shd w:val="clear" w:color="auto" w:fill="1B4A78"/>
             <w:vAlign w:val="top"/>
           </w:tcPr>
@@ -5439,7 +5439,7 @@
         </w:tc>
         <w:tc>
           <w:tcPr>
-            <w:tcW w:w="8111" w:type="dxa"/>
+            <w:tcW w:w="8109" w:type="dxa"/>
             <w:shd w:val="clear" w:color="auto" w:fill="1B4A78"/>
             <w:vAlign w:val="top"/>
           </w:tcPr>
@@ -5463,7 +5463,7 @@
         </w:trPr>
         <w:tc>
           <w:tcPr>
-            <w:tcW w:w="1969" w:type="dxa"/>
+            <w:tcW w:w="1971" w:type="dxa"/>
             <w:vAlign w:val="top"/>
           </w:tcPr>
           <w:p>
@@ -5480,7 +5480,7 @@
         </w:tc>
         <w:tc>
           <w:tcPr>
-            <w:tcW w:w="8111" w:type="dxa"/>
+            <w:tcW w:w="8109" w:type="dxa"/>
             <w:vAlign w:val="top"/>
           </w:tcPr>
           <w:p>
@@ -5500,7 +5500,7 @@
         </w:trPr>
         <w:tc>
           <w:tcPr>
-            <w:tcW w:w="1969" w:type="dxa"/>
+            <w:tcW w:w="1971" w:type="dxa"/>
             <w:vAlign w:val="top"/>
           </w:tcPr>
           <w:p>
@@ -5517,7 +5517,7 @@
         </w:tc>
         <w:tc>
           <w:tcPr>
-            <w:tcW w:w="8111" w:type="dxa"/>
+            <w:tcW w:w="8109" w:type="dxa"/>
             <w:vAlign w:val="top"/>
           </w:tcPr>
           <w:p>
@@ -5537,7 +5537,7 @@
         </w:trPr>
         <w:tc>
           <w:tcPr>
-            <w:tcW w:w="1969" w:type="dxa"/>
+            <w:tcW w:w="1971" w:type="dxa"/>
             <w:vAlign w:val="top"/>
           </w:tcPr>
           <w:p>
@@ -5554,7 +5554,7 @@
         </w:tc>
         <w:tc>
           <w:tcPr>
-            <w:tcW w:w="8111" w:type="dxa"/>
+            <w:tcW w:w="8109" w:type="dxa"/>
             <w:vAlign w:val="top"/>
           </w:tcPr>
           <w:p>
@@ -5583,7 +5583,7 @@
         </w:trPr>
         <w:tc>
           <w:tcPr>
-            <w:tcW w:w="1969" w:type="dxa"/>
+            <w:tcW w:w="1971" w:type="dxa"/>
             <w:vAlign w:val="top"/>
           </w:tcPr>
           <w:p>
@@ -5600,7 +5600,7 @@
         </w:tc>
         <w:tc>
           <w:tcPr>
-            <w:tcW w:w="8111" w:type="dxa"/>
+            <w:tcW w:w="8109" w:type="dxa"/>
             <w:vAlign w:val="top"/>
           </w:tcPr>
           <w:p>
@@ -5630,7 +5630,7 @@
         </w:trPr>
         <w:tc>
           <w:tcPr>
-            <w:tcW w:w="1969" w:type="dxa"/>
+            <w:tcW w:w="1971" w:type="dxa"/>
             <w:vAlign w:val="top"/>
           </w:tcPr>
           <w:p>
@@ -5647,7 +5647,7 @@
         </w:tc>
         <w:tc>
           <w:tcPr>
-            <w:tcW w:w="8111" w:type="dxa"/>
+            <w:tcW w:w="8109" w:type="dxa"/>
             <w:vAlign w:val="top"/>
           </w:tcPr>
           <w:p>
@@ -5667,7 +5667,7 @@
         </w:trPr>
         <w:tc>
           <w:tcPr>
-            <w:tcW w:w="1969" w:type="dxa"/>
+            <w:tcW w:w="1971" w:type="dxa"/>
             <w:vAlign w:val="top"/>
           </w:tcPr>
           <w:p>
@@ -5684,7 +5684,7 @@
         </w:tc>
         <w:tc>
           <w:tcPr>
-            <w:tcW w:w="8111" w:type="dxa"/>
+            <w:tcW w:w="8109" w:type="dxa"/>
             <w:vAlign w:val="top"/>
           </w:tcPr>
           <w:p>
@@ -5714,7 +5714,7 @@
         </w:trPr>
         <w:tc>
           <w:tcPr>
-            <w:tcW w:w="1969" w:type="dxa"/>
+            <w:tcW w:w="1971" w:type="dxa"/>
             <w:vAlign w:val="top"/>
           </w:tcPr>
           <w:p>
@@ -5731,7 +5731,7 @@
         </w:tc>
         <w:tc>
           <w:tcPr>
-            <w:tcW w:w="8111" w:type="dxa"/>
+            <w:tcW w:w="8109" w:type="dxa"/>
             <w:vAlign w:val="top"/>
           </w:tcPr>
           <w:p>
@@ -5761,7 +5761,7 @@
         </w:trPr>
         <w:tc>
           <w:tcPr>
-            <w:tcW w:w="1969" w:type="dxa"/>
+            <w:tcW w:w="1971" w:type="dxa"/>
             <w:vAlign w:val="top"/>
           </w:tcPr>
           <w:p>
@@ -5778,7 +5778,7 @@
         </w:tc>
         <w:tc>
           <w:tcPr>
-            <w:tcW w:w="8111" w:type="dxa"/>
+            <w:tcW w:w="8109" w:type="dxa"/>
             <w:vAlign w:val="top"/>
           </w:tcPr>
           <w:p>
@@ -5798,7 +5798,7 @@
         </w:trPr>
         <w:tc>
           <w:tcPr>
-            <w:tcW w:w="1969" w:type="dxa"/>
+            <w:tcW w:w="1971" w:type="dxa"/>
             <w:vAlign w:val="top"/>
           </w:tcPr>
           <w:p>
@@ -5815,7 +5815,7 @@
         </w:tc>
         <w:tc>
           <w:tcPr>
-            <w:tcW w:w="8111" w:type="dxa"/>
+            <w:tcW w:w="8109" w:type="dxa"/>
             <w:vAlign w:val="top"/>
           </w:tcPr>
           <w:p>
@@ -6334,8 +6334,8 @@
         </w:tblCellMar>
       </w:tblPr>
       <w:tblGrid>
-        <w:gridCol w:w="1209"/>
-        <w:gridCol w:w="8871"/>
+        <w:gridCol w:w="870"/>
+        <w:gridCol w:w="9210"/>
       </w:tblGrid>
       <w:tr>
         <w:trPr>
@@ -6343,7 +6343,7 @@
         </w:trPr>
         <w:tc>
           <w:tcPr>
-            <w:tcW w:w="1209" w:type="dxa"/>
+            <w:tcW w:w="870" w:type="dxa"/>
             <w:shd w:val="clear" w:color="auto" w:fill="1B4A78"/>
             <w:vAlign w:val="top"/>
           </w:tcPr>
@@ -6362,7 +6362,7 @@
         </w:tc>
         <w:tc>
           <w:tcPr>
-            <w:tcW w:w="8871" w:type="dxa"/>
+            <w:tcW w:w="9210" w:type="dxa"/>
             <w:shd w:val="clear" w:color="auto" w:fill="1B4A78"/>
             <w:vAlign w:val="top"/>
           </w:tcPr>
@@ -6386,7 +6386,7 @@
         </w:trPr>
         <w:tc>
           <w:tcPr>
-            <w:tcW w:w="1209" w:type="dxa"/>
+            <w:tcW w:w="870" w:type="dxa"/>
             <w:vAlign w:val="top"/>
           </w:tcPr>
           <w:p>
@@ -6403,7 +6403,7 @@
         </w:tc>
         <w:tc>
           <w:tcPr>
-            <w:tcW w:w="8871" w:type="dxa"/>
+            <w:tcW w:w="9210" w:type="dxa"/>
             <w:vAlign w:val="top"/>
           </w:tcPr>
           <w:p>
@@ -6423,7 +6423,7 @@
         </w:trPr>
         <w:tc>
           <w:tcPr>
-            <w:tcW w:w="1209" w:type="dxa"/>
+            <w:tcW w:w="870" w:type="dxa"/>
             <w:vAlign w:val="top"/>
           </w:tcPr>
           <w:p>
@@ -6440,7 +6440,7 @@
         </w:tc>
         <w:tc>
           <w:tcPr>
-            <w:tcW w:w="8871" w:type="dxa"/>
+            <w:tcW w:w="9210" w:type="dxa"/>
             <w:vAlign w:val="top"/>
           </w:tcPr>
           <w:p>
@@ -6460,7 +6460,7 @@
         </w:trPr>
         <w:tc>
           <w:tcPr>
-            <w:tcW w:w="1209" w:type="dxa"/>
+            <w:tcW w:w="870" w:type="dxa"/>
             <w:vAlign w:val="top"/>
           </w:tcPr>
           <w:p>
@@ -6477,7 +6477,7 @@
         </w:tc>
         <w:tc>
           <w:tcPr>
-            <w:tcW w:w="8871" w:type="dxa"/>
+            <w:tcW w:w="9210" w:type="dxa"/>
             <w:vAlign w:val="top"/>
           </w:tcPr>
           <w:p>
@@ -6856,9 +6856,9 @@
         </w:tblCellMar>
       </w:tblPr>
       <w:tblGrid>
-        <w:gridCol w:w="1904"/>
-        <w:gridCol w:w="5555"/>
-        <w:gridCol w:w="2621"/>
+        <w:gridCol w:w="2007"/>
+        <w:gridCol w:w="5386"/>
+        <w:gridCol w:w="2687"/>
       </w:tblGrid>
       <w:tr>
         <w:trPr>
@@ -6866,7 +6866,7 @@
         </w:trPr>
         <w:tc>
           <w:tcPr>
-            <w:tcW w:w="1904" w:type="dxa"/>
+            <w:tcW w:w="2007" w:type="dxa"/>
             <w:shd w:val="clear" w:color="auto" w:fill="1B4A78"/>
             <w:vAlign w:val="top"/>
           </w:tcPr>
@@ -6885,7 +6885,7 @@
         </w:tc>
         <w:tc>
           <w:tcPr>
-            <w:tcW w:w="5555" w:type="dxa"/>
+            <w:tcW w:w="5386" w:type="dxa"/>
             <w:shd w:val="clear" w:color="auto" w:fill="1B4A78"/>
             <w:vAlign w:val="top"/>
           </w:tcPr>
@@ -6904,7 +6904,7 @@
         </w:tc>
         <w:tc>
           <w:tcPr>
-            <w:tcW w:w="2621" w:type="dxa"/>
+            <w:tcW w:w="2687" w:type="dxa"/>
             <w:shd w:val="clear" w:color="auto" w:fill="1B4A78"/>
             <w:vAlign w:val="top"/>
           </w:tcPr>
@@ -6928,7 +6928,7 @@
         </w:trPr>
         <w:tc>
           <w:tcPr>
-            <w:tcW w:w="1904" w:type="dxa"/>
+            <w:tcW w:w="2007" w:type="dxa"/>
             <w:vAlign w:val="top"/>
           </w:tcPr>
           <w:p>
@@ -6949,7 +6949,7 @@
         </w:tc>
         <w:tc>
           <w:tcPr>
-            <w:tcW w:w="5555" w:type="dxa"/>
+            <w:tcW w:w="5386" w:type="dxa"/>
             <w:vAlign w:val="top"/>
           </w:tcPr>
           <w:p>
@@ -6998,7 +6998,7 @@
         </w:tc>
         <w:tc>
           <w:tcPr>
-            <w:tcW w:w="2621" w:type="dxa"/>
+            <w:tcW w:w="2687" w:type="dxa"/>
             <w:vAlign w:val="top"/>
           </w:tcPr>
           <w:p>
@@ -7022,7 +7022,7 @@
         </w:trPr>
         <w:tc>
           <w:tcPr>
-            <w:tcW w:w="1904" w:type="dxa"/>
+            <w:tcW w:w="2007" w:type="dxa"/>
             <w:vAlign w:val="top"/>
           </w:tcPr>
           <w:p>
@@ -7039,7 +7039,7 @@
         </w:tc>
         <w:tc>
           <w:tcPr>
-            <w:tcW w:w="5555" w:type="dxa"/>
+            <w:tcW w:w="5386" w:type="dxa"/>
             <w:vAlign w:val="top"/>
           </w:tcPr>
           <w:p>
@@ -7066,7 +7066,7 @@
         </w:tc>
         <w:tc>
           <w:tcPr>
-            <w:tcW w:w="2621" w:type="dxa"/>
+            <w:tcW w:w="2687" w:type="dxa"/>
             <w:vAlign w:val="top"/>
           </w:tcPr>
           <w:p>
@@ -7082,7 +7082,7 @@
         </w:trPr>
         <w:tc>
           <w:tcPr>
-            <w:tcW w:w="1904" w:type="dxa"/>
+            <w:tcW w:w="2007" w:type="dxa"/>
             <w:vAlign w:val="top"/>
           </w:tcPr>
           <w:p>
@@ -7103,7 +7103,7 @@
         </w:tc>
         <w:tc>
           <w:tcPr>
-            <w:tcW w:w="5555" w:type="dxa"/>
+            <w:tcW w:w="5386" w:type="dxa"/>
             <w:vAlign w:val="top"/>
           </w:tcPr>
           <w:p>
@@ -7118,7 +7118,7 @@
         </w:tc>
         <w:tc>
           <w:tcPr>
-            <w:tcW w:w="2621" w:type="dxa"/>
+            <w:tcW w:w="2687" w:type="dxa"/>
             <w:vAlign w:val="top"/>
           </w:tcPr>
           <w:p>
@@ -7142,7 +7142,7 @@
         </w:trPr>
         <w:tc>
           <w:tcPr>
-            <w:tcW w:w="1904" w:type="dxa"/>
+            <w:tcW w:w="2007" w:type="dxa"/>
             <w:vAlign w:val="top"/>
           </w:tcPr>
           <w:p>
@@ -7159,7 +7159,7 @@
         </w:tc>
         <w:tc>
           <w:tcPr>
-            <w:tcW w:w="5555" w:type="dxa"/>
+            <w:tcW w:w="5386" w:type="dxa"/>
             <w:vAlign w:val="top"/>
           </w:tcPr>
           <w:p>
@@ -7204,7 +7204,7 @@
         </w:tc>
         <w:tc>
           <w:tcPr>
-            <w:tcW w:w="2621" w:type="dxa"/>
+            <w:tcW w:w="2687" w:type="dxa"/>
             <w:vAlign w:val="top"/>
           </w:tcPr>
           <w:p>
@@ -7240,7 +7240,7 @@
         </w:trPr>
         <w:tc>
           <w:tcPr>
-            <w:tcW w:w="1904" w:type="dxa"/>
+            <w:tcW w:w="2007" w:type="dxa"/>
             <w:vAlign w:val="top"/>
           </w:tcPr>
           <w:p>
@@ -7257,7 +7257,7 @@
         </w:tc>
         <w:tc>
           <w:tcPr>
-            <w:tcW w:w="5555" w:type="dxa"/>
+            <w:tcW w:w="5386" w:type="dxa"/>
             <w:vAlign w:val="top"/>
           </w:tcPr>
           <w:p>
@@ -7278,7 +7278,7 @@
         </w:tc>
         <w:tc>
           <w:tcPr>
-            <w:tcW w:w="2621" w:type="dxa"/>
+            <w:tcW w:w="2687" w:type="dxa"/>
             <w:vAlign w:val="top"/>
           </w:tcPr>
           <w:p>
@@ -7692,8 +7692,8 @@
         </w:tblCellMar>
       </w:tblPr>
       <w:tblGrid>
-        <w:gridCol w:w="4524"/>
-        <w:gridCol w:w="5556"/>
+        <w:gridCol w:w="4286"/>
+        <w:gridCol w:w="5794"/>
       </w:tblGrid>
       <w:tr>
         <w:trPr>
@@ -7701,7 +7701,7 @@
         </w:trPr>
         <w:tc>
           <w:tcPr>
-            <w:tcW w:w="4524" w:type="dxa"/>
+            <w:tcW w:w="4286" w:type="dxa"/>
             <w:shd w:val="clear" w:color="auto" w:fill="1B4A78"/>
             <w:vAlign w:val="top"/>
           </w:tcPr>
@@ -7720,7 +7720,7 @@
         </w:tc>
         <w:tc>
           <w:tcPr>
-            <w:tcW w:w="5556" w:type="dxa"/>
+            <w:tcW w:w="5794" w:type="dxa"/>
             <w:shd w:val="clear" w:color="auto" w:fill="1B4A78"/>
             <w:vAlign w:val="top"/>
           </w:tcPr>
@@ -7744,7 +7744,7 @@
         </w:trPr>
         <w:tc>
           <w:tcPr>
-            <w:tcW w:w="4524" w:type="dxa"/>
+            <w:tcW w:w="4286" w:type="dxa"/>
             <w:vAlign w:val="top"/>
           </w:tcPr>
           <w:p>
@@ -7769,7 +7769,7 @@
         </w:tc>
         <w:tc>
           <w:tcPr>
-            <w:tcW w:w="5556" w:type="dxa"/>
+            <w:tcW w:w="5794" w:type="dxa"/>
             <w:vAlign w:val="top"/>
           </w:tcPr>
           <w:p>
@@ -7799,7 +7799,7 @@
         </w:trPr>
         <w:tc>
           <w:tcPr>
-            <w:tcW w:w="4524" w:type="dxa"/>
+            <w:tcW w:w="4286" w:type="dxa"/>
             <w:vAlign w:val="top"/>
           </w:tcPr>
           <w:p>
@@ -7814,7 +7814,7 @@
         </w:tc>
         <w:tc>
           <w:tcPr>
-            <w:tcW w:w="5556" w:type="dxa"/>
+            <w:tcW w:w="5794" w:type="dxa"/>
             <w:vAlign w:val="top"/>
           </w:tcPr>
           <w:p>
@@ -7867,7 +7867,7 @@
         </w:trPr>
         <w:tc>
           <w:tcPr>
-            <w:tcW w:w="4524" w:type="dxa"/>
+            <w:tcW w:w="4286" w:type="dxa"/>
             <w:vAlign w:val="top"/>
           </w:tcPr>
           <w:p>
@@ -7892,7 +7892,7 @@
         </w:tc>
         <w:tc>
           <w:tcPr>
-            <w:tcW w:w="5556" w:type="dxa"/>
+            <w:tcW w:w="5794" w:type="dxa"/>
             <w:vAlign w:val="top"/>
           </w:tcPr>
           <w:p>
@@ -7944,7 +7944,7 @@
         </w:trPr>
         <w:tc>
           <w:tcPr>
-            <w:tcW w:w="4524" w:type="dxa"/>
+            <w:tcW w:w="4286" w:type="dxa"/>
             <w:vAlign w:val="top"/>
           </w:tcPr>
           <w:p>
@@ -7969,7 +7969,7 @@
         </w:tc>
         <w:tc>
           <w:tcPr>
-            <w:tcW w:w="5556" w:type="dxa"/>
+            <w:tcW w:w="5794" w:type="dxa"/>
             <w:vAlign w:val="top"/>
           </w:tcPr>
           <w:p>
@@ -7999,7 +7999,7 @@
         </w:trPr>
         <w:tc>
           <w:tcPr>
-            <w:tcW w:w="4524" w:type="dxa"/>
+            <w:tcW w:w="4286" w:type="dxa"/>
             <w:vAlign w:val="top"/>
           </w:tcPr>
           <w:p>
@@ -8016,7 +8016,7 @@
         </w:tc>
         <w:tc>
           <w:tcPr>
-            <w:tcW w:w="5556" w:type="dxa"/>
+            <w:tcW w:w="5794" w:type="dxa"/>
             <w:vAlign w:val="top"/>
           </w:tcPr>
           <w:p>
@@ -8085,8 +8085,8 @@
         </w:tblCellMar>
       </w:tblPr>
       <w:tblGrid>
-        <w:gridCol w:w="5040"/>
-        <w:gridCol w:w="5040"/>
+        <w:gridCol w:w="4562"/>
+        <w:gridCol w:w="5518"/>
       </w:tblGrid>
       <w:tr>
         <w:trPr>
@@ -8094,7 +8094,7 @@
         </w:trPr>
         <w:tc>
           <w:tcPr>
-            <w:tcW w:w="5040" w:type="dxa"/>
+            <w:tcW w:w="4562" w:type="dxa"/>
             <w:shd w:val="clear" w:color="auto" w:fill="1B4A78"/>
             <w:vAlign w:val="top"/>
           </w:tcPr>
@@ -8113,7 +8113,7 @@
         </w:tc>
         <w:tc>
           <w:tcPr>
-            <w:tcW w:w="5040" w:type="dxa"/>
+            <w:tcW w:w="5518" w:type="dxa"/>
             <w:shd w:val="clear" w:color="auto" w:fill="1B4A78"/>
             <w:vAlign w:val="top"/>
           </w:tcPr>
@@ -8137,7 +8137,7 @@
         </w:trPr>
         <w:tc>
           <w:tcPr>
-            <w:tcW w:w="5040" w:type="dxa"/>
+            <w:tcW w:w="4562" w:type="dxa"/>
             <w:vAlign w:val="top"/>
           </w:tcPr>
           <w:p>
@@ -8154,7 +8154,7 @@
         </w:tc>
         <w:tc>
           <w:tcPr>
-            <w:tcW w:w="5040" w:type="dxa"/>
+            <w:tcW w:w="5518" w:type="dxa"/>
             <w:vAlign w:val="top"/>
           </w:tcPr>
           <w:p>
@@ -8186,7 +8186,7 @@
         </w:trPr>
         <w:tc>
           <w:tcPr>
-            <w:tcW w:w="5040" w:type="dxa"/>
+            <w:tcW w:w="4562" w:type="dxa"/>
             <w:vAlign w:val="top"/>
           </w:tcPr>
           <w:p>
@@ -8207,7 +8207,7 @@
         </w:tc>
         <w:tc>
           <w:tcPr>
-            <w:tcW w:w="5040" w:type="dxa"/>
+            <w:tcW w:w="5518" w:type="dxa"/>
             <w:vAlign w:val="top"/>
           </w:tcPr>
           <w:p>
@@ -8227,7 +8227,7 @@
         </w:trPr>
         <w:tc>
           <w:tcPr>
-            <w:tcW w:w="5040" w:type="dxa"/>
+            <w:tcW w:w="4562" w:type="dxa"/>
             <w:vAlign w:val="top"/>
           </w:tcPr>
           <w:p>
@@ -8252,7 +8252,7 @@
         </w:tc>
         <w:tc>
           <w:tcPr>
-            <w:tcW w:w="5040" w:type="dxa"/>
+            <w:tcW w:w="5518" w:type="dxa"/>
             <w:vAlign w:val="top"/>
           </w:tcPr>
           <w:p>
@@ -8272,7 +8272,7 @@
         </w:trPr>
         <w:tc>
           <w:tcPr>
-            <w:tcW w:w="5040" w:type="dxa"/>
+            <w:tcW w:w="4562" w:type="dxa"/>
             <w:vAlign w:val="top"/>
           </w:tcPr>
           <w:p>
@@ -8287,7 +8287,7 @@
         </w:tc>
         <w:tc>
           <w:tcPr>
-            <w:tcW w:w="5040" w:type="dxa"/>
+            <w:tcW w:w="5518" w:type="dxa"/>
             <w:vAlign w:val="top"/>
           </w:tcPr>
           <w:p>
@@ -8339,7 +8339,7 @@
         </w:trPr>
         <w:tc>
           <w:tcPr>
-            <w:tcW w:w="5040" w:type="dxa"/>
+            <w:tcW w:w="4562" w:type="dxa"/>
             <w:vAlign w:val="top"/>
           </w:tcPr>
           <w:p>
@@ -8356,7 +8356,7 @@
         </w:tc>
         <w:tc>
           <w:tcPr>
-            <w:tcW w:w="5040" w:type="dxa"/>
+            <w:tcW w:w="5518" w:type="dxa"/>
             <w:vAlign w:val="top"/>
           </w:tcPr>
           <w:p>
@@ -8396,7 +8396,7 @@
         </w:trPr>
         <w:tc>
           <w:tcPr>
-            <w:tcW w:w="5040" w:type="dxa"/>
+            <w:tcW w:w="4562" w:type="dxa"/>
             <w:vAlign w:val="top"/>
           </w:tcPr>
           <w:p>
@@ -8413,7 +8413,7 @@
         </w:tc>
         <w:tc>
           <w:tcPr>
-            <w:tcW w:w="5040" w:type="dxa"/>
+            <w:tcW w:w="5518" w:type="dxa"/>
             <w:vAlign w:val="top"/>
           </w:tcPr>
           <w:p>
@@ -8441,7 +8441,7 @@
         </w:trPr>
         <w:tc>
           <w:tcPr>
-            <w:tcW w:w="5040" w:type="dxa"/>
+            <w:tcW w:w="4562" w:type="dxa"/>
             <w:vAlign w:val="top"/>
           </w:tcPr>
           <w:p>
@@ -8474,7 +8474,7 @@
         </w:tc>
         <w:tc>
           <w:tcPr>
-            <w:tcW w:w="5040" w:type="dxa"/>
+            <w:tcW w:w="5518" w:type="dxa"/>
             <w:vAlign w:val="top"/>
           </w:tcPr>
           <w:p>
@@ -8506,7 +8506,7 @@
         </w:trPr>
         <w:tc>
           <w:tcPr>
-            <w:tcW w:w="5040" w:type="dxa"/>
+            <w:tcW w:w="4562" w:type="dxa"/>
             <w:vAlign w:val="top"/>
           </w:tcPr>
           <w:p>
@@ -8541,7 +8541,7 @@
         </w:tc>
         <w:tc>
           <w:tcPr>
-            <w:tcW w:w="5040" w:type="dxa"/>
+            <w:tcW w:w="5518" w:type="dxa"/>
             <w:vAlign w:val="top"/>
           </w:tcPr>
           <w:p>
@@ -10007,9 +10007,9 @@
         </w:tblCellMar>
       </w:tblPr>
       <w:tblGrid>
-        <w:gridCol w:w="1440"/>
-        <w:gridCol w:w="3040"/>
-        <w:gridCol w:w="5600"/>
+        <w:gridCol w:w="1573"/>
+        <w:gridCol w:w="3116"/>
+        <w:gridCol w:w="5391"/>
       </w:tblGrid>
       <w:tr>
         <w:trPr>
@@ -10017,7 +10017,7 @@
         </w:trPr>
         <w:tc>
           <w:tcPr>
-            <w:tcW w:w="1440" w:type="dxa"/>
+            <w:tcW w:w="1573" w:type="dxa"/>
             <w:shd w:val="clear" w:color="auto" w:fill="1B4A78"/>
             <w:vAlign w:val="top"/>
           </w:tcPr>
@@ -10036,7 +10036,7 @@
         </w:tc>
         <w:tc>
           <w:tcPr>
-            <w:tcW w:w="3040" w:type="dxa"/>
+            <w:tcW w:w="3116" w:type="dxa"/>
             <w:shd w:val="clear" w:color="auto" w:fill="1B4A78"/>
             <w:vAlign w:val="top"/>
           </w:tcPr>
@@ -10055,7 +10055,7 @@
         </w:tc>
         <w:tc>
           <w:tcPr>
-            <w:tcW w:w="5600" w:type="dxa"/>
+            <w:tcW w:w="5391" w:type="dxa"/>
             <w:shd w:val="clear" w:color="auto" w:fill="1B4A78"/>
             <w:vAlign w:val="top"/>
           </w:tcPr>
@@ -10079,7 +10079,7 @@
         </w:trPr>
         <w:tc>
           <w:tcPr>
-            <w:tcW w:w="1440" w:type="dxa"/>
+            <w:tcW w:w="1573" w:type="dxa"/>
             <w:vAlign w:val="top"/>
           </w:tcPr>
           <w:p>
@@ -10096,7 +10096,7 @@
         </w:tc>
         <w:tc>
           <w:tcPr>
-            <w:tcW w:w="3040" w:type="dxa"/>
+            <w:tcW w:w="3116" w:type="dxa"/>
             <w:vAlign w:val="top"/>
           </w:tcPr>
           <w:p>
@@ -10111,7 +10111,7 @@
         </w:tc>
         <w:tc>
           <w:tcPr>
-            <w:tcW w:w="5600" w:type="dxa"/>
+            <w:tcW w:w="5391" w:type="dxa"/>
             <w:vAlign w:val="top"/>
           </w:tcPr>
           <w:p>
@@ -10143,7 +10143,7 @@
         </w:trPr>
         <w:tc>
           <w:tcPr>
-            <w:tcW w:w="1440" w:type="dxa"/>
+            <w:tcW w:w="1573" w:type="dxa"/>
             <w:vAlign w:val="top"/>
           </w:tcPr>
           <w:p>
@@ -10160,7 +10160,7 @@
         </w:tc>
         <w:tc>
           <w:tcPr>
-            <w:tcW w:w="3040" w:type="dxa"/>
+            <w:tcW w:w="3116" w:type="dxa"/>
             <w:vAlign w:val="top"/>
           </w:tcPr>
           <w:p>
@@ -10175,7 +10175,7 @@
         </w:tc>
         <w:tc>
           <w:tcPr>
-            <w:tcW w:w="5600" w:type="dxa"/>
+            <w:tcW w:w="5391" w:type="dxa"/>
             <w:vAlign w:val="top"/>
           </w:tcPr>
           <w:p>
@@ -10195,7 +10195,7 @@
         </w:trPr>
         <w:tc>
           <w:tcPr>
-            <w:tcW w:w="1440" w:type="dxa"/>
+            <w:tcW w:w="1573" w:type="dxa"/>
             <w:vAlign w:val="top"/>
           </w:tcPr>
           <w:p>
@@ -10212,7 +10212,7 @@
         </w:tc>
         <w:tc>
           <w:tcPr>
-            <w:tcW w:w="3040" w:type="dxa"/>
+            <w:tcW w:w="3116" w:type="dxa"/>
             <w:vAlign w:val="top"/>
           </w:tcPr>
           <w:p>
@@ -10227,7 +10227,7 @@
         </w:tc>
         <w:tc>
           <w:tcPr>
-            <w:tcW w:w="5600" w:type="dxa"/>
+            <w:tcW w:w="5391" w:type="dxa"/>
             <w:vAlign w:val="top"/>
           </w:tcPr>
           <w:p>
@@ -10247,7 +10247,7 @@
         </w:trPr>
         <w:tc>
           <w:tcPr>
-            <w:tcW w:w="1440" w:type="dxa"/>
+            <w:tcW w:w="1573" w:type="dxa"/>
             <w:vAlign w:val="top"/>
           </w:tcPr>
           <w:p>
@@ -10264,7 +10264,7 @@
         </w:tc>
         <w:tc>
           <w:tcPr>
-            <w:tcW w:w="3040" w:type="dxa"/>
+            <w:tcW w:w="3116" w:type="dxa"/>
             <w:vAlign w:val="top"/>
           </w:tcPr>
           <w:p>
@@ -10291,7 +10291,7 @@
         </w:tc>
         <w:tc>
           <w:tcPr>
-            <w:tcW w:w="5600" w:type="dxa"/>
+            <w:tcW w:w="5391" w:type="dxa"/>
             <w:vAlign w:val="top"/>
           </w:tcPr>
           <w:p>
@@ -10323,7 +10323,7 @@
         </w:trPr>
         <w:tc>
           <w:tcPr>
-            <w:tcW w:w="1440" w:type="dxa"/>
+            <w:tcW w:w="1573" w:type="dxa"/>
             <w:vAlign w:val="top"/>
           </w:tcPr>
           <w:p>
@@ -10340,7 +10340,7 @@
         </w:tc>
         <w:tc>
           <w:tcPr>
-            <w:tcW w:w="3040" w:type="dxa"/>
+            <w:tcW w:w="3116" w:type="dxa"/>
             <w:vAlign w:val="top"/>
           </w:tcPr>
           <w:p>
@@ -10355,7 +10355,7 @@
         </w:tc>
         <w:tc>
           <w:tcPr>
-            <w:tcW w:w="5600" w:type="dxa"/>
+            <w:tcW w:w="5391" w:type="dxa"/>
             <w:vAlign w:val="top"/>
           </w:tcPr>
           <w:p>
@@ -10973,8 +10973,8 @@
         </w:tblCellMar>
       </w:tblPr>
       <w:tblGrid>
-        <w:gridCol w:w="4100"/>
-        <w:gridCol w:w="5980"/>
+        <w:gridCol w:w="3874"/>
+        <w:gridCol w:w="6206"/>
       </w:tblGrid>
       <w:tr>
         <w:trPr>
@@ -10982,7 +10982,7 @@
         </w:trPr>
         <w:tc>
           <w:tcPr>
-            <w:tcW w:w="4100" w:type="dxa"/>
+            <w:tcW w:w="3874" w:type="dxa"/>
             <w:shd w:val="clear" w:color="auto" w:fill="1B4A78"/>
             <w:vAlign w:val="top"/>
           </w:tcPr>
@@ -11001,7 +11001,7 @@
         </w:tc>
         <w:tc>
           <w:tcPr>
-            <w:tcW w:w="5980" w:type="dxa"/>
+            <w:tcW w:w="6206" w:type="dxa"/>
             <w:shd w:val="clear" w:color="auto" w:fill="1B4A78"/>
             <w:vAlign w:val="top"/>
           </w:tcPr>
@@ -11025,7 +11025,7 @@
         </w:trPr>
         <w:tc>
           <w:tcPr>
-            <w:tcW w:w="4100" w:type="dxa"/>
+            <w:tcW w:w="3874" w:type="dxa"/>
             <w:vAlign w:val="top"/>
           </w:tcPr>
           <w:p>
@@ -11040,7 +11040,7 @@
         </w:tc>
         <w:tc>
           <w:tcPr>
-            <w:tcW w:w="5980" w:type="dxa"/>
+            <w:tcW w:w="6206" w:type="dxa"/>
             <w:vAlign w:val="top"/>
           </w:tcPr>
           <w:p>
@@ -11066,7 +11066,7 @@
         </w:trPr>
         <w:tc>
           <w:tcPr>
-            <w:tcW w:w="4100" w:type="dxa"/>
+            <w:tcW w:w="3874" w:type="dxa"/>
             <w:vAlign w:val="top"/>
           </w:tcPr>
           <w:p>
@@ -11081,7 +11081,7 @@
         </w:tc>
         <w:tc>
           <w:tcPr>
-            <w:tcW w:w="5980" w:type="dxa"/>
+            <w:tcW w:w="6206" w:type="dxa"/>
             <w:vAlign w:val="top"/>
           </w:tcPr>
           <w:p>
@@ -11119,7 +11119,7 @@
         </w:trPr>
         <w:tc>
           <w:tcPr>
-            <w:tcW w:w="4100" w:type="dxa"/>
+            <w:tcW w:w="3874" w:type="dxa"/>
             <w:vAlign w:val="top"/>
           </w:tcPr>
           <w:p>
@@ -11134,7 +11134,7 @@
         </w:tc>
         <w:tc>
           <w:tcPr>
-            <w:tcW w:w="5980" w:type="dxa"/>
+            <w:tcW w:w="6206" w:type="dxa"/>
             <w:vAlign w:val="top"/>
           </w:tcPr>
           <w:p>
@@ -11160,7 +11160,7 @@
         </w:trPr>
         <w:tc>
           <w:tcPr>
-            <w:tcW w:w="4100" w:type="dxa"/>
+            <w:tcW w:w="3874" w:type="dxa"/>
             <w:vAlign w:val="top"/>
           </w:tcPr>
           <w:p>
@@ -11175,7 +11175,7 @@
         </w:tc>
         <w:tc>
           <w:tcPr>
-            <w:tcW w:w="5980" w:type="dxa"/>
+            <w:tcW w:w="6206" w:type="dxa"/>
             <w:vAlign w:val="top"/>
           </w:tcPr>
           <w:p>
@@ -11201,7 +11201,7 @@
         </w:trPr>
         <w:tc>
           <w:tcPr>
-            <w:tcW w:w="4100" w:type="dxa"/>
+            <w:tcW w:w="3874" w:type="dxa"/>
             <w:vAlign w:val="top"/>
           </w:tcPr>
           <w:p>
@@ -11216,7 +11216,7 @@
         </w:tc>
         <w:tc>
           <w:tcPr>
-            <w:tcW w:w="5980" w:type="dxa"/>
+            <w:tcW w:w="6206" w:type="dxa"/>
             <w:vAlign w:val="top"/>
           </w:tcPr>
           <w:p>
@@ -11242,7 +11242,7 @@
         </w:trPr>
         <w:tc>
           <w:tcPr>
-            <w:tcW w:w="4100" w:type="dxa"/>
+            <w:tcW w:w="3874" w:type="dxa"/>
             <w:vAlign w:val="top"/>
           </w:tcPr>
           <w:p>
@@ -11257,7 +11257,7 @@
         </w:tc>
         <w:tc>
           <w:tcPr>
-            <w:tcW w:w="5980" w:type="dxa"/>
+            <w:tcW w:w="6206" w:type="dxa"/>
             <w:vAlign w:val="top"/>
           </w:tcPr>
           <w:p>
@@ -12041,8 +12041,8 @@
         </w:tblCellMar>
       </w:tblPr>
       <w:tblGrid>
-        <w:gridCol w:w="5040"/>
-        <w:gridCol w:w="5040"/>
+        <w:gridCol w:w="5135"/>
+        <w:gridCol w:w="4945"/>
       </w:tblGrid>
       <w:tr>
         <w:trPr>
@@ -12050,7 +12050,7 @@
         </w:trPr>
         <w:tc>
           <w:tcPr>
-            <w:tcW w:w="5040" w:type="dxa"/>
+            <w:tcW w:w="5135" w:type="dxa"/>
             <w:shd w:val="clear" w:color="auto" w:fill="1B4A78"/>
             <w:vAlign w:val="top"/>
           </w:tcPr>
@@ -12069,7 +12069,7 @@
         </w:tc>
         <w:tc>
           <w:tcPr>
-            <w:tcW w:w="5040" w:type="dxa"/>
+            <w:tcW w:w="4945" w:type="dxa"/>
             <w:shd w:val="clear" w:color="auto" w:fill="1B4A78"/>
             <w:vAlign w:val="top"/>
           </w:tcPr>
@@ -12093,7 +12093,7 @@
         </w:trPr>
         <w:tc>
           <w:tcPr>
-            <w:tcW w:w="5040" w:type="dxa"/>
+            <w:tcW w:w="5135" w:type="dxa"/>
             <w:vAlign w:val="top"/>
           </w:tcPr>
           <w:p>
@@ -12108,7 +12108,7 @@
         </w:tc>
         <w:tc>
           <w:tcPr>
-            <w:tcW w:w="5040" w:type="dxa"/>
+            <w:tcW w:w="4945" w:type="dxa"/>
             <w:vAlign w:val="top"/>
           </w:tcPr>
           <w:p>
@@ -12134,7 +12134,7 @@
         </w:trPr>
         <w:tc>
           <w:tcPr>
-            <w:tcW w:w="5040" w:type="dxa"/>
+            <w:tcW w:w="5135" w:type="dxa"/>
             <w:vAlign w:val="top"/>
           </w:tcPr>
           <w:p>
@@ -12149,7 +12149,7 @@
         </w:tc>
         <w:tc>
           <w:tcPr>
-            <w:tcW w:w="5040" w:type="dxa"/>
+            <w:tcW w:w="4945" w:type="dxa"/>
             <w:vAlign w:val="top"/>
           </w:tcPr>
           <w:p>
@@ -12175,7 +12175,7 @@
         </w:trPr>
         <w:tc>
           <w:tcPr>
-            <w:tcW w:w="5040" w:type="dxa"/>
+            <w:tcW w:w="5135" w:type="dxa"/>
             <w:vAlign w:val="top"/>
           </w:tcPr>
           <w:p>
@@ -12190,7 +12190,7 @@
         </w:tc>
         <w:tc>
           <w:tcPr>
-            <w:tcW w:w="5040" w:type="dxa"/>
+            <w:tcW w:w="4945" w:type="dxa"/>
             <w:vAlign w:val="top"/>
           </w:tcPr>
           <w:p>
@@ -12216,7 +12216,7 @@
         </w:trPr>
         <w:tc>
           <w:tcPr>
-            <w:tcW w:w="5040" w:type="dxa"/>
+            <w:tcW w:w="5135" w:type="dxa"/>
             <w:vAlign w:val="top"/>
           </w:tcPr>
           <w:p>
@@ -12231,7 +12231,7 @@
         </w:tc>
         <w:tc>
           <w:tcPr>
-            <w:tcW w:w="5040" w:type="dxa"/>
+            <w:tcW w:w="4945" w:type="dxa"/>
             <w:vAlign w:val="top"/>
           </w:tcPr>
           <w:p>
@@ -12257,7 +12257,7 @@
         </w:trPr>
         <w:tc>
           <w:tcPr>
-            <w:tcW w:w="5040" w:type="dxa"/>
+            <w:tcW w:w="5135" w:type="dxa"/>
             <w:vAlign w:val="top"/>
           </w:tcPr>
           <w:p>
@@ -12272,7 +12272,7 @@
         </w:tc>
         <w:tc>
           <w:tcPr>
-            <w:tcW w:w="5040" w:type="dxa"/>
+            <w:tcW w:w="4945" w:type="dxa"/>
             <w:vAlign w:val="top"/>
           </w:tcPr>
           <w:p>
@@ -12623,9 +12623,9 @@
         </w:tblCellMar>
       </w:tblPr>
       <w:tblGrid>
-        <w:gridCol w:w="1300"/>
-        <w:gridCol w:w="4552"/>
-        <w:gridCol w:w="4228"/>
+        <w:gridCol w:w="2078"/>
+        <w:gridCol w:w="4200"/>
+        <w:gridCol w:w="3802"/>
       </w:tblGrid>
       <w:tr>
         <w:trPr>
@@ -12633,7 +12633,7 @@
         </w:trPr>
         <w:tc>
           <w:tcPr>
-            <w:tcW w:w="1300" w:type="dxa"/>
+            <w:tcW w:w="2078" w:type="dxa"/>
             <w:shd w:val="clear" w:color="auto" w:fill="1B4A78"/>
             <w:vAlign w:val="top"/>
           </w:tcPr>
@@ -12652,7 +12652,7 @@
         </w:tc>
         <w:tc>
           <w:tcPr>
-            <w:tcW w:w="4552" w:type="dxa"/>
+            <w:tcW w:w="4200" w:type="dxa"/>
             <w:shd w:val="clear" w:color="auto" w:fill="1B4A78"/>
             <w:vAlign w:val="top"/>
           </w:tcPr>
@@ -12671,7 +12671,7 @@
         </w:tc>
         <w:tc>
           <w:tcPr>
-            <w:tcW w:w="4228" w:type="dxa"/>
+            <w:tcW w:w="3802" w:type="dxa"/>
             <w:shd w:val="clear" w:color="auto" w:fill="1B4A78"/>
             <w:vAlign w:val="top"/>
           </w:tcPr>
@@ -12695,7 +12695,7 @@
         </w:trPr>
         <w:tc>
           <w:tcPr>
-            <w:tcW w:w="1300" w:type="dxa"/>
+            <w:tcW w:w="2078" w:type="dxa"/>
             <w:vAlign w:val="top"/>
           </w:tcPr>
           <w:p>
@@ -12722,7 +12722,7 @@
         </w:tc>
         <w:tc>
           <w:tcPr>
-            <w:tcW w:w="4552" w:type="dxa"/>
+            <w:tcW w:w="4200" w:type="dxa"/>
             <w:vAlign w:val="top"/>
           </w:tcPr>
           <w:p>
@@ -12749,7 +12749,7 @@
         </w:tc>
         <w:tc>
           <w:tcPr>
-            <w:tcW w:w="4228" w:type="dxa"/>
+            <w:tcW w:w="3802" w:type="dxa"/>
             <w:vAlign w:val="top"/>
           </w:tcPr>
           <w:p>
@@ -12769,7 +12769,7 @@
         </w:trPr>
         <w:tc>
           <w:tcPr>
-            <w:tcW w:w="1300" w:type="dxa"/>
+            <w:tcW w:w="2078" w:type="dxa"/>
             <w:vAlign w:val="top"/>
           </w:tcPr>
           <w:p>
@@ -12786,7 +12786,7 @@
         </w:tc>
         <w:tc>
           <w:tcPr>
-            <w:tcW w:w="4552" w:type="dxa"/>
+            <w:tcW w:w="4200" w:type="dxa"/>
             <w:vAlign w:val="top"/>
           </w:tcPr>
           <w:p>
@@ -12817,7 +12817,7 @@
         </w:tc>
         <w:tc>
           <w:tcPr>
-            <w:tcW w:w="4228" w:type="dxa"/>
+            <w:tcW w:w="3802" w:type="dxa"/>
             <w:vAlign w:val="top"/>
           </w:tcPr>
           <w:p>
@@ -12837,7 +12837,7 @@
         </w:trPr>
         <w:tc>
           <w:tcPr>
-            <w:tcW w:w="1300" w:type="dxa"/>
+            <w:tcW w:w="2078" w:type="dxa"/>
             <w:vAlign w:val="top"/>
           </w:tcPr>
           <w:p>
@@ -12854,7 +12854,7 @@
         </w:tc>
         <w:tc>
           <w:tcPr>
-            <w:tcW w:w="4552" w:type="dxa"/>
+            <w:tcW w:w="4200" w:type="dxa"/>
             <w:vAlign w:val="top"/>
           </w:tcPr>
           <w:p>
@@ -12907,7 +12907,7 @@
         </w:tc>
         <w:tc>
           <w:tcPr>
-            <w:tcW w:w="4228" w:type="dxa"/>
+            <w:tcW w:w="3802" w:type="dxa"/>
             <w:vAlign w:val="top"/>
           </w:tcPr>
           <w:p>
@@ -12927,7 +12927,7 @@
         </w:trPr>
         <w:tc>
           <w:tcPr>
-            <w:tcW w:w="1300" w:type="dxa"/>
+            <w:tcW w:w="2078" w:type="dxa"/>
             <w:vAlign w:val="top"/>
           </w:tcPr>
           <w:p>
@@ -12944,7 +12944,7 @@
         </w:tc>
         <w:tc>
           <w:tcPr>
-            <w:tcW w:w="4552" w:type="dxa"/>
+            <w:tcW w:w="4200" w:type="dxa"/>
             <w:vAlign w:val="top"/>
           </w:tcPr>
           <w:p>
@@ -12971,7 +12971,7 @@
         </w:tc>
         <w:tc>
           <w:tcPr>
-            <w:tcW w:w="4228" w:type="dxa"/>
+            <w:tcW w:w="3802" w:type="dxa"/>
             <w:vAlign w:val="top"/>
           </w:tcPr>
           <w:p>
@@ -13043,9 +13043,9 @@
         </w:tblCellMar>
       </w:tblPr>
       <w:tblGrid>
-        <w:gridCol w:w="1645"/>
-        <w:gridCol w:w="1234"/>
-        <w:gridCol w:w="7201"/>
+        <w:gridCol w:w="1744"/>
+        <w:gridCol w:w="1374"/>
+        <w:gridCol w:w="6962"/>
       </w:tblGrid>
       <w:tr>
         <w:trPr>
@@ -13053,7 +13053,7 @@
         </w:trPr>
         <w:tc>
           <w:tcPr>
-            <w:tcW w:w="1645" w:type="dxa"/>
+            <w:tcW w:w="1744" w:type="dxa"/>
             <w:shd w:val="clear" w:color="auto" w:fill="1B4A78"/>
             <w:vAlign w:val="top"/>
           </w:tcPr>
@@ -13072,7 +13072,7 @@
         </w:tc>
         <w:tc>
           <w:tcPr>
-            <w:tcW w:w="1234" w:type="dxa"/>
+            <w:tcW w:w="1374" w:type="dxa"/>
             <w:shd w:val="clear" w:color="auto" w:fill="1B4A78"/>
             <w:vAlign w:val="top"/>
           </w:tcPr>
@@ -13091,7 +13091,7 @@
         </w:tc>
         <w:tc>
           <w:tcPr>
-            <w:tcW w:w="7201" w:type="dxa"/>
+            <w:tcW w:w="6962" w:type="dxa"/>
             <w:shd w:val="clear" w:color="auto" w:fill="1B4A78"/>
             <w:vAlign w:val="top"/>
           </w:tcPr>
@@ -13115,7 +13115,7 @@
         </w:trPr>
         <w:tc>
           <w:tcPr>
-            <w:tcW w:w="1645" w:type="dxa"/>
+            <w:tcW w:w="1744" w:type="dxa"/>
             <w:vAlign w:val="top"/>
           </w:tcPr>
           <w:p>
@@ -13132,7 +13132,7 @@
         </w:tc>
         <w:tc>
           <w:tcPr>
-            <w:tcW w:w="1234" w:type="dxa"/>
+            <w:tcW w:w="1374" w:type="dxa"/>
             <w:vAlign w:val="top"/>
           </w:tcPr>
           <w:p>
@@ -13147,7 +13147,7 @@
         </w:tc>
         <w:tc>
           <w:tcPr>
-            <w:tcW w:w="7201" w:type="dxa"/>
+            <w:tcW w:w="6962" w:type="dxa"/>
             <w:vAlign w:val="top"/>
           </w:tcPr>
           <w:p>
@@ -13187,7 +13187,7 @@
         </w:trPr>
         <w:tc>
           <w:tcPr>
-            <w:tcW w:w="1645" w:type="dxa"/>
+            <w:tcW w:w="1744" w:type="dxa"/>
             <w:vAlign w:val="top"/>
           </w:tcPr>
           <w:p>
@@ -13204,7 +13204,7 @@
         </w:tc>
         <w:tc>
           <w:tcPr>
-            <w:tcW w:w="1234" w:type="dxa"/>
+            <w:tcW w:w="1374" w:type="dxa"/>
             <w:vAlign w:val="top"/>
           </w:tcPr>
           <w:p>
@@ -13219,7 +13219,7 @@
         </w:tc>
         <w:tc>
           <w:tcPr>
-            <w:tcW w:w="7201" w:type="dxa"/>
+            <w:tcW w:w="6962" w:type="dxa"/>
             <w:vAlign w:val="top"/>
           </w:tcPr>
           <w:p>
@@ -13249,7 +13249,7 @@
         </w:trPr>
         <w:tc>
           <w:tcPr>
-            <w:tcW w:w="1645" w:type="dxa"/>
+            <w:tcW w:w="1744" w:type="dxa"/>
             <w:vAlign w:val="top"/>
           </w:tcPr>
           <w:p>
@@ -13266,7 +13266,7 @@
         </w:tc>
         <w:tc>
           <w:tcPr>
-            <w:tcW w:w="1234" w:type="dxa"/>
+            <w:tcW w:w="1374" w:type="dxa"/>
             <w:vAlign w:val="top"/>
           </w:tcPr>
           <w:p>
@@ -13281,7 +13281,7 @@
         </w:tc>
         <w:tc>
           <w:tcPr>
-            <w:tcW w:w="7201" w:type="dxa"/>
+            <w:tcW w:w="6962" w:type="dxa"/>
             <w:vAlign w:val="top"/>
           </w:tcPr>
           <w:p>
@@ -13301,7 +13301,7 @@
         </w:trPr>
         <w:tc>
           <w:tcPr>
-            <w:tcW w:w="1645" w:type="dxa"/>
+            <w:tcW w:w="1744" w:type="dxa"/>
             <w:vAlign w:val="top"/>
           </w:tcPr>
           <w:p>
@@ -13318,7 +13318,7 @@
         </w:tc>
         <w:tc>
           <w:tcPr>
-            <w:tcW w:w="1234" w:type="dxa"/>
+            <w:tcW w:w="1374" w:type="dxa"/>
             <w:vAlign w:val="top"/>
           </w:tcPr>
           <w:p>
@@ -13333,7 +13333,7 @@
         </w:tc>
         <w:tc>
           <w:tcPr>
-            <w:tcW w:w="7201" w:type="dxa"/>
+            <w:tcW w:w="6962" w:type="dxa"/>
             <w:vAlign w:val="top"/>
           </w:tcPr>
           <w:p>
@@ -13399,9 +13399,9 @@
         </w:tblCellMar>
       </w:tblPr>
       <w:tblGrid>
-        <w:gridCol w:w="937"/>
-        <w:gridCol w:w="3985"/>
-        <w:gridCol w:w="5158"/>
+        <w:gridCol w:w="1500"/>
+        <w:gridCol w:w="3700"/>
+        <w:gridCol w:w="4880"/>
       </w:tblGrid>
       <w:tr>
         <w:trPr>
@@ -13409,7 +13409,7 @@
         </w:trPr>
         <w:tc>
           <w:tcPr>
-            <w:tcW w:w="937" w:type="dxa"/>
+            <w:tcW w:w="1500" w:type="dxa"/>
             <w:shd w:val="clear" w:color="auto" w:fill="1B4A78"/>
             <w:vAlign w:val="top"/>
           </w:tcPr>
@@ -13428,7 +13428,7 @@
         </w:tc>
         <w:tc>
           <w:tcPr>
-            <w:tcW w:w="3985" w:type="dxa"/>
+            <w:tcW w:w="3700" w:type="dxa"/>
             <w:shd w:val="clear" w:color="auto" w:fill="1B4A78"/>
             <w:vAlign w:val="top"/>
           </w:tcPr>
@@ -13447,7 +13447,7 @@
         </w:tc>
         <w:tc>
           <w:tcPr>
-            <w:tcW w:w="5158" w:type="dxa"/>
+            <w:tcW w:w="4880" w:type="dxa"/>
             <w:shd w:val="clear" w:color="auto" w:fill="1B4A78"/>
             <w:vAlign w:val="top"/>
           </w:tcPr>
@@ -13471,7 +13471,7 @@
         </w:trPr>
         <w:tc>
           <w:tcPr>
-            <w:tcW w:w="937" w:type="dxa"/>
+            <w:tcW w:w="1500" w:type="dxa"/>
             <w:vAlign w:val="top"/>
           </w:tcPr>
           <w:p>
@@ -13488,7 +13488,7 @@
         </w:tc>
         <w:tc>
           <w:tcPr>
-            <w:tcW w:w="3985" w:type="dxa"/>
+            <w:tcW w:w="3700" w:type="dxa"/>
             <w:vAlign w:val="top"/>
           </w:tcPr>
           <w:p>
@@ -13503,7 +13503,7 @@
         </w:tc>
         <w:tc>
           <w:tcPr>
-            <w:tcW w:w="5158" w:type="dxa"/>
+            <w:tcW w:w="4880" w:type="dxa"/>
             <w:vAlign w:val="top"/>
           </w:tcPr>
           <w:p>
@@ -13523,7 +13523,7 @@
         </w:trPr>
         <w:tc>
           <w:tcPr>
-            <w:tcW w:w="937" w:type="dxa"/>
+            <w:tcW w:w="1500" w:type="dxa"/>
             <w:vAlign w:val="top"/>
           </w:tcPr>
           <w:p>
@@ -13540,7 +13540,7 @@
         </w:tc>
         <w:tc>
           <w:tcPr>
-            <w:tcW w:w="3985" w:type="dxa"/>
+            <w:tcW w:w="3700" w:type="dxa"/>
             <w:vAlign w:val="top"/>
           </w:tcPr>
           <w:p>
@@ -13561,7 +13561,7 @@
         </w:tc>
         <w:tc>
           <w:tcPr>
-            <w:tcW w:w="5158" w:type="dxa"/>
+            <w:tcW w:w="4880" w:type="dxa"/>
             <w:vAlign w:val="top"/>
           </w:tcPr>
           <w:p>
@@ -13581,7 +13581,7 @@
         </w:trPr>
         <w:tc>
           <w:tcPr>
-            <w:tcW w:w="937" w:type="dxa"/>
+            <w:tcW w:w="1500" w:type="dxa"/>
             <w:vAlign w:val="top"/>
           </w:tcPr>
           <w:p>
@@ -13598,7 +13598,7 @@
         </w:tc>
         <w:tc>
           <w:tcPr>
-            <w:tcW w:w="3985" w:type="dxa"/>
+            <w:tcW w:w="3700" w:type="dxa"/>
             <w:vAlign w:val="top"/>
           </w:tcPr>
           <w:p>
@@ -13613,7 +13613,7 @@
         </w:tc>
         <w:tc>
           <w:tcPr>
-            <w:tcW w:w="5158" w:type="dxa"/>
+            <w:tcW w:w="4880" w:type="dxa"/>
             <w:vAlign w:val="top"/>
           </w:tcPr>
           <w:p>
@@ -13633,7 +13633,7 @@
         </w:trPr>
         <w:tc>
           <w:tcPr>
-            <w:tcW w:w="937" w:type="dxa"/>
+            <w:tcW w:w="1500" w:type="dxa"/>
             <w:vAlign w:val="top"/>
           </w:tcPr>
           <w:p>
@@ -13650,18 +13650,18 @@
         </w:tc>
         <w:tc>
           <w:tcPr>
-            <w:tcW w:w="3985" w:type="dxa"/>
-            <w:vAlign w:val="top"/>
-          </w:tcPr>
-          <w:p>
-            <w:pPr>
-              <w:pStyle w:val="TableText"/>
-            </w:pPr>
-          </w:p>
-        </w:tc>
-        <w:tc>
-          <w:tcPr>
-            <w:tcW w:w="5158" w:type="dxa"/>
+            <w:tcW w:w="3700" w:type="dxa"/>
+            <w:vAlign w:val="top"/>
+          </w:tcPr>
+          <w:p>
+            <w:pPr>
+              <w:pStyle w:val="TableText"/>
+            </w:pPr>
+          </w:p>
+        </w:tc>
+        <w:tc>
+          <w:tcPr>
+            <w:tcW w:w="4880" w:type="dxa"/>
             <w:vAlign w:val="top"/>
           </w:tcPr>
           <w:p>
@@ -13903,8 +13903,8 @@
         </w:tblCellMar>
       </w:tblPr>
       <w:tblGrid>
-        <w:gridCol w:w="5721"/>
-        <w:gridCol w:w="4359"/>
+        <w:gridCol w:w="5645"/>
+        <w:gridCol w:w="4435"/>
       </w:tblGrid>
       <w:tr>
         <w:trPr>
@@ -13912,7 +13912,7 @@
         </w:trPr>
         <w:tc>
           <w:tcPr>
-            <w:tcW w:w="5721" w:type="dxa"/>
+            <w:tcW w:w="5645" w:type="dxa"/>
             <w:shd w:val="clear" w:color="auto" w:fill="1B4A78"/>
             <w:vAlign w:val="top"/>
           </w:tcPr>
@@ -13931,7 +13931,7 @@
         </w:tc>
         <w:tc>
           <w:tcPr>
-            <w:tcW w:w="4359" w:type="dxa"/>
+            <w:tcW w:w="4435" w:type="dxa"/>
             <w:shd w:val="clear" w:color="auto" w:fill="1B4A78"/>
             <w:vAlign w:val="top"/>
           </w:tcPr>
@@ -13955,7 +13955,7 @@
         </w:trPr>
         <w:tc>
           <w:tcPr>
-            <w:tcW w:w="5721" w:type="dxa"/>
+            <w:tcW w:w="5645" w:type="dxa"/>
             <w:vAlign w:val="top"/>
           </w:tcPr>
           <w:p>
@@ -13970,7 +13970,7 @@
         </w:tc>
         <w:tc>
           <w:tcPr>
-            <w:tcW w:w="4359" w:type="dxa"/>
+            <w:tcW w:w="4435" w:type="dxa"/>
             <w:vAlign w:val="top"/>
           </w:tcPr>
           <w:p>
@@ -13992,7 +13992,7 @@
         </w:trPr>
         <w:tc>
           <w:tcPr>
-            <w:tcW w:w="5721" w:type="dxa"/>
+            <w:tcW w:w="5645" w:type="dxa"/>
             <w:vAlign w:val="top"/>
           </w:tcPr>
           <w:p>
@@ -14007,7 +14007,7 @@
         </w:tc>
         <w:tc>
           <w:tcPr>
-            <w:tcW w:w="4359" w:type="dxa"/>
+            <w:tcW w:w="4435" w:type="dxa"/>
             <w:vAlign w:val="top"/>
           </w:tcPr>
           <w:p>
@@ -14033,7 +14033,7 @@
         </w:trPr>
         <w:tc>
           <w:tcPr>
-            <w:tcW w:w="5721" w:type="dxa"/>
+            <w:tcW w:w="5645" w:type="dxa"/>
             <w:vAlign w:val="top"/>
           </w:tcPr>
           <w:p>
@@ -14048,7 +14048,7 @@
         </w:tc>
         <w:tc>
           <w:tcPr>
-            <w:tcW w:w="4359" w:type="dxa"/>
+            <w:tcW w:w="4435" w:type="dxa"/>
             <w:vAlign w:val="top"/>
           </w:tcPr>
           <w:p>
@@ -14070,7 +14070,7 @@
         </w:trPr>
         <w:tc>
           <w:tcPr>
-            <w:tcW w:w="5721" w:type="dxa"/>
+            <w:tcW w:w="5645" w:type="dxa"/>
             <w:vAlign w:val="top"/>
           </w:tcPr>
           <w:p>
@@ -14085,7 +14085,7 @@
         </w:tc>
         <w:tc>
           <w:tcPr>
-            <w:tcW w:w="4359" w:type="dxa"/>
+            <w:tcW w:w="4435" w:type="dxa"/>
             <w:vAlign w:val="top"/>
           </w:tcPr>
           <w:p>

--- a/migration-governance/word/Scripts-and-VSCode.docx
+++ b/migration-governance/word/Scripts-and-VSCode.docx
@@ -401,9 +401,9 @@
         </w:tblCellMar>
       </w:tblPr>
       <w:tblGrid>
-        <w:gridCol w:w="555"/>
-        <w:gridCol w:w="4848"/>
-        <w:gridCol w:w="4677"/>
+        <w:gridCol w:w="585"/>
+        <w:gridCol w:w="4851"/>
+        <w:gridCol w:w="4644"/>
       </w:tblGrid>
       <w:tr>
         <w:trPr>
@@ -411,7 +411,7 @@
         </w:trPr>
         <w:tc>
           <w:tcPr>
-            <w:tcW w:w="555" w:type="dxa"/>
+            <w:tcW w:w="585" w:type="dxa"/>
             <w:shd w:val="clear" w:color="auto" w:fill="1B4A78"/>
             <w:vAlign w:val="top"/>
           </w:tcPr>
@@ -430,7 +430,7 @@
         </w:tc>
         <w:tc>
           <w:tcPr>
-            <w:tcW w:w="4848" w:type="dxa"/>
+            <w:tcW w:w="4851" w:type="dxa"/>
             <w:shd w:val="clear" w:color="auto" w:fill="1B4A78"/>
             <w:vAlign w:val="top"/>
           </w:tcPr>
@@ -449,7 +449,7 @@
         </w:tc>
         <w:tc>
           <w:tcPr>
-            <w:tcW w:w="4677" w:type="dxa"/>
+            <w:tcW w:w="4644" w:type="dxa"/>
             <w:shd w:val="clear" w:color="auto" w:fill="1B4A78"/>
             <w:vAlign w:val="top"/>
           </w:tcPr>
@@ -473,7 +473,7 @@
         </w:trPr>
         <w:tc>
           <w:tcPr>
-            <w:tcW w:w="555" w:type="dxa"/>
+            <w:tcW w:w="585" w:type="dxa"/>
             <w:vAlign w:val="top"/>
           </w:tcPr>
           <w:p>
@@ -490,7 +490,7 @@
         </w:tc>
         <w:tc>
           <w:tcPr>
-            <w:tcW w:w="4848" w:type="dxa"/>
+            <w:tcW w:w="4851" w:type="dxa"/>
             <w:vAlign w:val="top"/>
           </w:tcPr>
           <w:p>
@@ -522,7 +522,7 @@
         </w:tc>
         <w:tc>
           <w:tcPr>
-            <w:tcW w:w="4677" w:type="dxa"/>
+            <w:tcW w:w="4644" w:type="dxa"/>
             <w:vAlign w:val="top"/>
           </w:tcPr>
           <w:p>
@@ -542,7 +542,7 @@
         </w:trPr>
         <w:tc>
           <w:tcPr>
-            <w:tcW w:w="555" w:type="dxa"/>
+            <w:tcW w:w="585" w:type="dxa"/>
             <w:vAlign w:val="top"/>
           </w:tcPr>
           <w:p>
@@ -559,7 +559,7 @@
         </w:tc>
         <w:tc>
           <w:tcPr>
-            <w:tcW w:w="4848" w:type="dxa"/>
+            <w:tcW w:w="4851" w:type="dxa"/>
             <w:vAlign w:val="top"/>
           </w:tcPr>
           <w:p>
@@ -580,7 +580,7 @@
         </w:tc>
         <w:tc>
           <w:tcPr>
-            <w:tcW w:w="4677" w:type="dxa"/>
+            <w:tcW w:w="4644" w:type="dxa"/>
             <w:vAlign w:val="top"/>
           </w:tcPr>
           <w:p>
@@ -600,7 +600,7 @@
         </w:trPr>
         <w:tc>
           <w:tcPr>
-            <w:tcW w:w="555" w:type="dxa"/>
+            <w:tcW w:w="585" w:type="dxa"/>
             <w:vAlign w:val="top"/>
           </w:tcPr>
           <w:p>
@@ -617,7 +617,7 @@
         </w:tc>
         <w:tc>
           <w:tcPr>
-            <w:tcW w:w="4848" w:type="dxa"/>
+            <w:tcW w:w="4851" w:type="dxa"/>
             <w:vAlign w:val="top"/>
           </w:tcPr>
           <w:p>
@@ -638,7 +638,7 @@
         </w:tc>
         <w:tc>
           <w:tcPr>
-            <w:tcW w:w="4677" w:type="dxa"/>
+            <w:tcW w:w="4644" w:type="dxa"/>
             <w:vAlign w:val="top"/>
           </w:tcPr>
           <w:p>
@@ -658,7 +658,7 @@
         </w:trPr>
         <w:tc>
           <w:tcPr>
-            <w:tcW w:w="555" w:type="dxa"/>
+            <w:tcW w:w="585" w:type="dxa"/>
             <w:vAlign w:val="top"/>
           </w:tcPr>
           <w:p>
@@ -675,7 +675,7 @@
         </w:tc>
         <w:tc>
           <w:tcPr>
-            <w:tcW w:w="4848" w:type="dxa"/>
+            <w:tcW w:w="4851" w:type="dxa"/>
             <w:vAlign w:val="top"/>
           </w:tcPr>
           <w:p>
@@ -708,7 +708,7 @@
         </w:tc>
         <w:tc>
           <w:tcPr>
-            <w:tcW w:w="4677" w:type="dxa"/>
+            <w:tcW w:w="4644" w:type="dxa"/>
             <w:vAlign w:val="top"/>
           </w:tcPr>
           <w:p>
@@ -728,7 +728,7 @@
         </w:trPr>
         <w:tc>
           <w:tcPr>
-            <w:tcW w:w="555" w:type="dxa"/>
+            <w:tcW w:w="585" w:type="dxa"/>
             <w:vAlign w:val="top"/>
           </w:tcPr>
           <w:p>
@@ -745,7 +745,7 @@
         </w:tc>
         <w:tc>
           <w:tcPr>
-            <w:tcW w:w="4848" w:type="dxa"/>
+            <w:tcW w:w="4851" w:type="dxa"/>
             <w:vAlign w:val="top"/>
           </w:tcPr>
           <w:p>
@@ -766,7 +766,7 @@
         </w:tc>
         <w:tc>
           <w:tcPr>
-            <w:tcW w:w="4677" w:type="dxa"/>
+            <w:tcW w:w="4644" w:type="dxa"/>
             <w:vAlign w:val="top"/>
           </w:tcPr>
           <w:p>
@@ -1946,10 +1946,10 @@
         </w:tblCellMar>
       </w:tblPr>
       <w:tblGrid>
-        <w:gridCol w:w="2298"/>
-        <w:gridCol w:w="3127"/>
-        <w:gridCol w:w="1204"/>
-        <w:gridCol w:w="3451"/>
+        <w:gridCol w:w="2310"/>
+        <w:gridCol w:w="3097"/>
+        <w:gridCol w:w="1240"/>
+        <w:gridCol w:w="3433"/>
       </w:tblGrid>
       <w:tr>
         <w:trPr>
@@ -1957,7 +1957,7 @@
         </w:trPr>
         <w:tc>
           <w:tcPr>
-            <w:tcW w:w="2298" w:type="dxa"/>
+            <w:tcW w:w="2310" w:type="dxa"/>
             <w:shd w:val="clear" w:color="auto" w:fill="1B4A78"/>
             <w:vAlign w:val="top"/>
           </w:tcPr>
@@ -1976,7 +1976,7 @@
         </w:tc>
         <w:tc>
           <w:tcPr>
-            <w:tcW w:w="3127" w:type="dxa"/>
+            <w:tcW w:w="3097" w:type="dxa"/>
             <w:shd w:val="clear" w:color="auto" w:fill="1B4A78"/>
             <w:vAlign w:val="top"/>
           </w:tcPr>
@@ -1995,7 +1995,7 @@
         </w:tc>
         <w:tc>
           <w:tcPr>
-            <w:tcW w:w="1204" w:type="dxa"/>
+            <w:tcW w:w="1240" w:type="dxa"/>
             <w:shd w:val="clear" w:color="auto" w:fill="1B4A78"/>
             <w:vAlign w:val="top"/>
           </w:tcPr>
@@ -2014,7 +2014,7 @@
         </w:tc>
         <w:tc>
           <w:tcPr>
-            <w:tcW w:w="3451" w:type="dxa"/>
+            <w:tcW w:w="3433" w:type="dxa"/>
             <w:shd w:val="clear" w:color="auto" w:fill="1B4A78"/>
             <w:vAlign w:val="top"/>
           </w:tcPr>
@@ -2038,7 +2038,7 @@
         </w:trPr>
         <w:tc>
           <w:tcPr>
-            <w:tcW w:w="2298" w:type="dxa"/>
+            <w:tcW w:w="2310" w:type="dxa"/>
             <w:vAlign w:val="top"/>
           </w:tcPr>
           <w:p>
@@ -2055,7 +2055,7 @@
         </w:tc>
         <w:tc>
           <w:tcPr>
-            <w:tcW w:w="3127" w:type="dxa"/>
+            <w:tcW w:w="3097" w:type="dxa"/>
             <w:vAlign w:val="top"/>
           </w:tcPr>
           <w:p>
@@ -2070,7 +2070,7 @@
         </w:tc>
         <w:tc>
           <w:tcPr>
-            <w:tcW w:w="1204" w:type="dxa"/>
+            <w:tcW w:w="1240" w:type="dxa"/>
             <w:vAlign w:val="top"/>
           </w:tcPr>
           <w:p>
@@ -2085,7 +2085,7 @@
         </w:tc>
         <w:tc>
           <w:tcPr>
-            <w:tcW w:w="3451" w:type="dxa"/>
+            <w:tcW w:w="3433" w:type="dxa"/>
             <w:vAlign w:val="top"/>
           </w:tcPr>
           <w:p>
@@ -2111,7 +2111,7 @@
         </w:trPr>
         <w:tc>
           <w:tcPr>
-            <w:tcW w:w="2298" w:type="dxa"/>
+            <w:tcW w:w="2310" w:type="dxa"/>
             <w:vAlign w:val="top"/>
           </w:tcPr>
           <w:p>
@@ -2132,7 +2132,7 @@
         </w:tc>
         <w:tc>
           <w:tcPr>
-            <w:tcW w:w="3127" w:type="dxa"/>
+            <w:tcW w:w="3097" w:type="dxa"/>
             <w:vAlign w:val="top"/>
           </w:tcPr>
           <w:p>
@@ -2147,7 +2147,7 @@
         </w:tc>
         <w:tc>
           <w:tcPr>
-            <w:tcW w:w="1204" w:type="dxa"/>
+            <w:tcW w:w="1240" w:type="dxa"/>
             <w:vAlign w:val="top"/>
           </w:tcPr>
           <w:p>
@@ -2162,7 +2162,7 @@
         </w:tc>
         <w:tc>
           <w:tcPr>
-            <w:tcW w:w="3451" w:type="dxa"/>
+            <w:tcW w:w="3433" w:type="dxa"/>
             <w:vAlign w:val="top"/>
           </w:tcPr>
           <w:p>
@@ -2188,7 +2188,7 @@
         </w:trPr>
         <w:tc>
           <w:tcPr>
-            <w:tcW w:w="2298" w:type="dxa"/>
+            <w:tcW w:w="2310" w:type="dxa"/>
             <w:vAlign w:val="top"/>
           </w:tcPr>
           <w:p>
@@ -2203,7 +2203,7 @@
         </w:tc>
         <w:tc>
           <w:tcPr>
-            <w:tcW w:w="3127" w:type="dxa"/>
+            <w:tcW w:w="3097" w:type="dxa"/>
             <w:vAlign w:val="top"/>
           </w:tcPr>
           <w:p>
@@ -2218,7 +2218,7 @@
         </w:tc>
         <w:tc>
           <w:tcPr>
-            <w:tcW w:w="1204" w:type="dxa"/>
+            <w:tcW w:w="1240" w:type="dxa"/>
             <w:vAlign w:val="top"/>
           </w:tcPr>
           <w:p>
@@ -2233,7 +2233,7 @@
         </w:tc>
         <w:tc>
           <w:tcPr>
-            <w:tcW w:w="3451" w:type="dxa"/>
+            <w:tcW w:w="3433" w:type="dxa"/>
             <w:vAlign w:val="top"/>
           </w:tcPr>
           <w:p>
@@ -2598,8 +2598,8 @@
         </w:tblCellMar>
       </w:tblPr>
       <w:tblGrid>
-        <w:gridCol w:w="1962"/>
-        <w:gridCol w:w="8118"/>
+        <w:gridCol w:w="2027"/>
+        <w:gridCol w:w="8053"/>
       </w:tblGrid>
       <w:tr>
         <w:trPr>
@@ -2607,7 +2607,7 @@
         </w:trPr>
         <w:tc>
           <w:tcPr>
-            <w:tcW w:w="1962" w:type="dxa"/>
+            <w:tcW w:w="2027" w:type="dxa"/>
             <w:shd w:val="clear" w:color="auto" w:fill="1B4A78"/>
             <w:vAlign w:val="top"/>
           </w:tcPr>
@@ -2626,7 +2626,7 @@
         </w:tc>
         <w:tc>
           <w:tcPr>
-            <w:tcW w:w="8118" w:type="dxa"/>
+            <w:tcW w:w="8053" w:type="dxa"/>
             <w:shd w:val="clear" w:color="auto" w:fill="1B4A78"/>
             <w:vAlign w:val="top"/>
           </w:tcPr>
@@ -2650,7 +2650,7 @@
         </w:trPr>
         <w:tc>
           <w:tcPr>
-            <w:tcW w:w="1962" w:type="dxa"/>
+            <w:tcW w:w="2027" w:type="dxa"/>
             <w:vAlign w:val="top"/>
           </w:tcPr>
           <w:p>
@@ -2671,7 +2671,7 @@
         </w:tc>
         <w:tc>
           <w:tcPr>
-            <w:tcW w:w="8118" w:type="dxa"/>
+            <w:tcW w:w="8053" w:type="dxa"/>
             <w:vAlign w:val="top"/>
           </w:tcPr>
           <w:p>
@@ -2711,7 +2711,7 @@
         </w:trPr>
         <w:tc>
           <w:tcPr>
-            <w:tcW w:w="1962" w:type="dxa"/>
+            <w:tcW w:w="2027" w:type="dxa"/>
             <w:vAlign w:val="top"/>
           </w:tcPr>
           <w:p>
@@ -2728,7 +2728,7 @@
         </w:tc>
         <w:tc>
           <w:tcPr>
-            <w:tcW w:w="8118" w:type="dxa"/>
+            <w:tcW w:w="8053" w:type="dxa"/>
             <w:vAlign w:val="top"/>
           </w:tcPr>
           <w:p>
@@ -2800,9 +2800,9 @@
         </w:tblCellMar>
       </w:tblPr>
       <w:tblGrid>
-        <w:gridCol w:w="2540"/>
-        <w:gridCol w:w="3643"/>
-        <w:gridCol w:w="3897"/>
+        <w:gridCol w:w="2569"/>
+        <w:gridCol w:w="3646"/>
+        <w:gridCol w:w="3865"/>
       </w:tblGrid>
       <w:tr>
         <w:trPr>
@@ -2810,7 +2810,7 @@
         </w:trPr>
         <w:tc>
           <w:tcPr>
-            <w:tcW w:w="2540" w:type="dxa"/>
+            <w:tcW w:w="2569" w:type="dxa"/>
             <w:shd w:val="clear" w:color="auto" w:fill="1B4A78"/>
             <w:vAlign w:val="top"/>
           </w:tcPr>
@@ -2829,7 +2829,7 @@
         </w:tc>
         <w:tc>
           <w:tcPr>
-            <w:tcW w:w="3643" w:type="dxa"/>
+            <w:tcW w:w="3646" w:type="dxa"/>
             <w:shd w:val="clear" w:color="auto" w:fill="1B4A78"/>
             <w:vAlign w:val="top"/>
           </w:tcPr>
@@ -2848,7 +2848,7 @@
         </w:tc>
         <w:tc>
           <w:tcPr>
-            <w:tcW w:w="3897" w:type="dxa"/>
+            <w:tcW w:w="3865" w:type="dxa"/>
             <w:shd w:val="clear" w:color="auto" w:fill="1B4A78"/>
             <w:vAlign w:val="top"/>
           </w:tcPr>
@@ -2872,7 +2872,7 @@
         </w:trPr>
         <w:tc>
           <w:tcPr>
-            <w:tcW w:w="2540" w:type="dxa"/>
+            <w:tcW w:w="2569" w:type="dxa"/>
             <w:vAlign w:val="top"/>
           </w:tcPr>
           <w:p>
@@ -2887,7 +2887,7 @@
         </w:tc>
         <w:tc>
           <w:tcPr>
-            <w:tcW w:w="3643" w:type="dxa"/>
+            <w:tcW w:w="3646" w:type="dxa"/>
             <w:vAlign w:val="top"/>
           </w:tcPr>
           <w:p>
@@ -2908,7 +2908,7 @@
         </w:tc>
         <w:tc>
           <w:tcPr>
-            <w:tcW w:w="3897" w:type="dxa"/>
+            <w:tcW w:w="3865" w:type="dxa"/>
             <w:vAlign w:val="top"/>
           </w:tcPr>
           <w:p>
@@ -2928,7 +2928,7 @@
         </w:trPr>
         <w:tc>
           <w:tcPr>
-            <w:tcW w:w="2540" w:type="dxa"/>
+            <w:tcW w:w="2569" w:type="dxa"/>
             <w:vAlign w:val="top"/>
           </w:tcPr>
           <w:p>
@@ -2943,7 +2943,7 @@
         </w:tc>
         <w:tc>
           <w:tcPr>
-            <w:tcW w:w="3643" w:type="dxa"/>
+            <w:tcW w:w="3646" w:type="dxa"/>
             <w:vAlign w:val="top"/>
           </w:tcPr>
           <w:p>
@@ -2958,7 +2958,7 @@
         </w:tc>
         <w:tc>
           <w:tcPr>
-            <w:tcW w:w="3897" w:type="dxa"/>
+            <w:tcW w:w="3865" w:type="dxa"/>
             <w:vAlign w:val="top"/>
           </w:tcPr>
           <w:p>
@@ -2978,7 +2978,7 @@
         </w:trPr>
         <w:tc>
           <w:tcPr>
-            <w:tcW w:w="2540" w:type="dxa"/>
+            <w:tcW w:w="2569" w:type="dxa"/>
             <w:vAlign w:val="top"/>
           </w:tcPr>
           <w:p>
@@ -2993,7 +2993,7 @@
         </w:tc>
         <w:tc>
           <w:tcPr>
-            <w:tcW w:w="3643" w:type="dxa"/>
+            <w:tcW w:w="3646" w:type="dxa"/>
             <w:vAlign w:val="top"/>
           </w:tcPr>
           <w:p>
@@ -3014,7 +3014,7 @@
         </w:tc>
         <w:tc>
           <w:tcPr>
-            <w:tcW w:w="3897" w:type="dxa"/>
+            <w:tcW w:w="3865" w:type="dxa"/>
             <w:vAlign w:val="top"/>
           </w:tcPr>
           <w:p>
@@ -3040,7 +3040,7 @@
         </w:trPr>
         <w:tc>
           <w:tcPr>
-            <w:tcW w:w="2540" w:type="dxa"/>
+            <w:tcW w:w="2569" w:type="dxa"/>
             <w:vAlign w:val="top"/>
           </w:tcPr>
           <w:p>
@@ -3055,7 +3055,7 @@
         </w:tc>
         <w:tc>
           <w:tcPr>
-            <w:tcW w:w="3643" w:type="dxa"/>
+            <w:tcW w:w="3646" w:type="dxa"/>
             <w:vAlign w:val="top"/>
           </w:tcPr>
           <w:p>
@@ -3076,7 +3076,7 @@
         </w:tc>
         <w:tc>
           <w:tcPr>
-            <w:tcW w:w="3897" w:type="dxa"/>
+            <w:tcW w:w="3865" w:type="dxa"/>
             <w:vAlign w:val="top"/>
           </w:tcPr>
           <w:p>
@@ -3096,7 +3096,7 @@
         </w:trPr>
         <w:tc>
           <w:tcPr>
-            <w:tcW w:w="2540" w:type="dxa"/>
+            <w:tcW w:w="2569" w:type="dxa"/>
             <w:vAlign w:val="top"/>
           </w:tcPr>
           <w:p>
@@ -3111,7 +3111,7 @@
         </w:tc>
         <w:tc>
           <w:tcPr>
-            <w:tcW w:w="3643" w:type="dxa"/>
+            <w:tcW w:w="3646" w:type="dxa"/>
             <w:vAlign w:val="top"/>
           </w:tcPr>
           <w:p>
@@ -3126,7 +3126,7 @@
         </w:tc>
         <w:tc>
           <w:tcPr>
-            <w:tcW w:w="3897" w:type="dxa"/>
+            <w:tcW w:w="3865" w:type="dxa"/>
             <w:vAlign w:val="top"/>
           </w:tcPr>
           <w:p>
@@ -3142,7 +3142,7 @@
         </w:trPr>
         <w:tc>
           <w:tcPr>
-            <w:tcW w:w="2540" w:type="dxa"/>
+            <w:tcW w:w="2569" w:type="dxa"/>
             <w:vAlign w:val="top"/>
           </w:tcPr>
           <w:p>
@@ -3157,7 +3157,7 @@
         </w:tc>
         <w:tc>
           <w:tcPr>
-            <w:tcW w:w="3643" w:type="dxa"/>
+            <w:tcW w:w="3646" w:type="dxa"/>
             <w:vAlign w:val="top"/>
           </w:tcPr>
           <w:p>
@@ -3188,7 +3188,7 @@
         </w:tc>
         <w:tc>
           <w:tcPr>
-            <w:tcW w:w="3897" w:type="dxa"/>
+            <w:tcW w:w="3865" w:type="dxa"/>
             <w:vAlign w:val="top"/>
           </w:tcPr>
           <w:p>
@@ -3409,8 +3409,8 @@
         </w:tblCellMar>
       </w:tblPr>
       <w:tblGrid>
-        <w:gridCol w:w="2943"/>
-        <w:gridCol w:w="7137"/>
+        <w:gridCol w:w="2991"/>
+        <w:gridCol w:w="7089"/>
       </w:tblGrid>
       <w:tr>
         <w:trPr>
@@ -3418,7 +3418,7 @@
         </w:trPr>
         <w:tc>
           <w:tcPr>
-            <w:tcW w:w="2943" w:type="dxa"/>
+            <w:tcW w:w="2991" w:type="dxa"/>
             <w:shd w:val="clear" w:color="auto" w:fill="1B4A78"/>
             <w:vAlign w:val="top"/>
           </w:tcPr>
@@ -3437,7 +3437,7 @@
         </w:tc>
         <w:tc>
           <w:tcPr>
-            <w:tcW w:w="7137" w:type="dxa"/>
+            <w:tcW w:w="7089" w:type="dxa"/>
             <w:shd w:val="clear" w:color="auto" w:fill="1B4A78"/>
             <w:vAlign w:val="top"/>
           </w:tcPr>
@@ -3461,7 +3461,7 @@
         </w:trPr>
         <w:tc>
           <w:tcPr>
-            <w:tcW w:w="2943" w:type="dxa"/>
+            <w:tcW w:w="2991" w:type="dxa"/>
             <w:vAlign w:val="top"/>
           </w:tcPr>
           <w:p>
@@ -3482,7 +3482,7 @@
         </w:tc>
         <w:tc>
           <w:tcPr>
-            <w:tcW w:w="7137" w:type="dxa"/>
+            <w:tcW w:w="7089" w:type="dxa"/>
             <w:vAlign w:val="top"/>
           </w:tcPr>
           <w:p>
@@ -3512,7 +3512,7 @@
         </w:trPr>
         <w:tc>
           <w:tcPr>
-            <w:tcW w:w="2943" w:type="dxa"/>
+            <w:tcW w:w="2991" w:type="dxa"/>
             <w:vAlign w:val="top"/>
           </w:tcPr>
           <w:p>
@@ -3533,7 +3533,7 @@
         </w:tc>
         <w:tc>
           <w:tcPr>
-            <w:tcW w:w="7137" w:type="dxa"/>
+            <w:tcW w:w="7089" w:type="dxa"/>
             <w:vAlign w:val="top"/>
           </w:tcPr>
           <w:p>
@@ -3564,7 +3564,7 @@
         </w:trPr>
         <w:tc>
           <w:tcPr>
-            <w:tcW w:w="2943" w:type="dxa"/>
+            <w:tcW w:w="2991" w:type="dxa"/>
             <w:vAlign w:val="top"/>
           </w:tcPr>
           <w:p>
@@ -3585,7 +3585,7 @@
         </w:tc>
         <w:tc>
           <w:tcPr>
-            <w:tcW w:w="7137" w:type="dxa"/>
+            <w:tcW w:w="7089" w:type="dxa"/>
             <w:vAlign w:val="top"/>
           </w:tcPr>
           <w:p>
@@ -3605,7 +3605,7 @@
         </w:trPr>
         <w:tc>
           <w:tcPr>
-            <w:tcW w:w="2943" w:type="dxa"/>
+            <w:tcW w:w="2991" w:type="dxa"/>
             <w:vAlign w:val="top"/>
           </w:tcPr>
           <w:p>
@@ -3626,7 +3626,7 @@
         </w:tc>
         <w:tc>
           <w:tcPr>
-            <w:tcW w:w="7137" w:type="dxa"/>
+            <w:tcW w:w="7089" w:type="dxa"/>
             <w:vAlign w:val="top"/>
           </w:tcPr>
           <w:p>
@@ -4614,8 +4614,8 @@
         </w:tblCellMar>
       </w:tblPr>
       <w:tblGrid>
-        <w:gridCol w:w="1500"/>
-        <w:gridCol w:w="8580"/>
+        <w:gridCol w:w="1620"/>
+        <w:gridCol w:w="8460"/>
       </w:tblGrid>
       <w:tr>
         <w:trPr>
@@ -4623,7 +4623,7 @@
         </w:trPr>
         <w:tc>
           <w:tcPr>
-            <w:tcW w:w="1500" w:type="dxa"/>
+            <w:tcW w:w="1620" w:type="dxa"/>
             <w:shd w:val="clear" w:color="auto" w:fill="1B4A78"/>
             <w:vAlign w:val="top"/>
           </w:tcPr>
@@ -4642,7 +4642,7 @@
         </w:tc>
         <w:tc>
           <w:tcPr>
-            <w:tcW w:w="8580" w:type="dxa"/>
+            <w:tcW w:w="8460" w:type="dxa"/>
             <w:shd w:val="clear" w:color="auto" w:fill="1B4A78"/>
             <w:vAlign w:val="top"/>
           </w:tcPr>
@@ -4666,7 +4666,7 @@
         </w:trPr>
         <w:tc>
           <w:tcPr>
-            <w:tcW w:w="1500" w:type="dxa"/>
+            <w:tcW w:w="1620" w:type="dxa"/>
             <w:vAlign w:val="top"/>
           </w:tcPr>
           <w:p>
@@ -4685,7 +4685,7 @@
         </w:tc>
         <w:tc>
           <w:tcPr>
-            <w:tcW w:w="8580" w:type="dxa"/>
+            <w:tcW w:w="8460" w:type="dxa"/>
             <w:vAlign w:val="top"/>
           </w:tcPr>
           <w:p>
@@ -4705,7 +4705,7 @@
         </w:trPr>
         <w:tc>
           <w:tcPr>
-            <w:tcW w:w="1500" w:type="dxa"/>
+            <w:tcW w:w="1620" w:type="dxa"/>
             <w:vAlign w:val="top"/>
           </w:tcPr>
           <w:p>
@@ -4724,7 +4724,7 @@
         </w:tc>
         <w:tc>
           <w:tcPr>
-            <w:tcW w:w="8580" w:type="dxa"/>
+            <w:tcW w:w="8460" w:type="dxa"/>
             <w:vAlign w:val="top"/>
           </w:tcPr>
           <w:p>
@@ -4750,7 +4750,7 @@
         </w:trPr>
         <w:tc>
           <w:tcPr>
-            <w:tcW w:w="1500" w:type="dxa"/>
+            <w:tcW w:w="1620" w:type="dxa"/>
             <w:vAlign w:val="top"/>
           </w:tcPr>
           <w:p>
@@ -4785,7 +4785,7 @@
         </w:tc>
         <w:tc>
           <w:tcPr>
-            <w:tcW w:w="8580" w:type="dxa"/>
+            <w:tcW w:w="8460" w:type="dxa"/>
             <w:vAlign w:val="top"/>
           </w:tcPr>
           <w:p>
@@ -4805,7 +4805,7 @@
         </w:trPr>
         <w:tc>
           <w:tcPr>
-            <w:tcW w:w="1500" w:type="dxa"/>
+            <w:tcW w:w="1620" w:type="dxa"/>
             <w:vAlign w:val="top"/>
           </w:tcPr>
           <w:p>
@@ -4824,7 +4824,7 @@
         </w:tc>
         <w:tc>
           <w:tcPr>
-            <w:tcW w:w="8580" w:type="dxa"/>
+            <w:tcW w:w="8460" w:type="dxa"/>
             <w:vAlign w:val="top"/>
           </w:tcPr>
           <w:p>
@@ -4844,7 +4844,7 @@
         </w:trPr>
         <w:tc>
           <w:tcPr>
-            <w:tcW w:w="1500" w:type="dxa"/>
+            <w:tcW w:w="1620" w:type="dxa"/>
             <w:vAlign w:val="top"/>
           </w:tcPr>
           <w:p>
@@ -4875,7 +4875,7 @@
         </w:tc>
         <w:tc>
           <w:tcPr>
-            <w:tcW w:w="8580" w:type="dxa"/>
+            <w:tcW w:w="8460" w:type="dxa"/>
             <w:vAlign w:val="top"/>
           </w:tcPr>
           <w:p>
@@ -5411,8 +5411,8 @@
         </w:tblCellMar>
       </w:tblPr>
       <w:tblGrid>
-        <w:gridCol w:w="1971"/>
-        <w:gridCol w:w="8109"/>
+        <w:gridCol w:w="2051"/>
+        <w:gridCol w:w="8029"/>
       </w:tblGrid>
       <w:tr>
         <w:trPr>
@@ -5420,7 +5420,7 @@
         </w:trPr>
         <w:tc>
           <w:tcPr>
-            <w:tcW w:w="1971" w:type="dxa"/>
+            <w:tcW w:w="2051" w:type="dxa"/>
             <w:shd w:val="clear" w:color="auto" w:fill="1B4A78"/>
             <w:vAlign w:val="top"/>
           </w:tcPr>
@@ -5439,7 +5439,7 @@
         </w:tc>
         <w:tc>
           <w:tcPr>
-            <w:tcW w:w="8109" w:type="dxa"/>
+            <w:tcW w:w="8029" w:type="dxa"/>
             <w:shd w:val="clear" w:color="auto" w:fill="1B4A78"/>
             <w:vAlign w:val="top"/>
           </w:tcPr>
@@ -5463,7 +5463,7 @@
         </w:trPr>
         <w:tc>
           <w:tcPr>
-            <w:tcW w:w="1971" w:type="dxa"/>
+            <w:tcW w:w="2051" w:type="dxa"/>
             <w:vAlign w:val="top"/>
           </w:tcPr>
           <w:p>
@@ -5480,7 +5480,7 @@
         </w:tc>
         <w:tc>
           <w:tcPr>
-            <w:tcW w:w="8109" w:type="dxa"/>
+            <w:tcW w:w="8029" w:type="dxa"/>
             <w:vAlign w:val="top"/>
           </w:tcPr>
           <w:p>
@@ -5500,7 +5500,7 @@
         </w:trPr>
         <w:tc>
           <w:tcPr>
-            <w:tcW w:w="1971" w:type="dxa"/>
+            <w:tcW w:w="2051" w:type="dxa"/>
             <w:vAlign w:val="top"/>
           </w:tcPr>
           <w:p>
@@ -5517,7 +5517,7 @@
         </w:tc>
         <w:tc>
           <w:tcPr>
-            <w:tcW w:w="8109" w:type="dxa"/>
+            <w:tcW w:w="8029" w:type="dxa"/>
             <w:vAlign w:val="top"/>
           </w:tcPr>
           <w:p>
@@ -5537,7 +5537,7 @@
         </w:trPr>
         <w:tc>
           <w:tcPr>
-            <w:tcW w:w="1971" w:type="dxa"/>
+            <w:tcW w:w="2051" w:type="dxa"/>
             <w:vAlign w:val="top"/>
           </w:tcPr>
           <w:p>
@@ -5554,7 +5554,7 @@
         </w:tc>
         <w:tc>
           <w:tcPr>
-            <w:tcW w:w="8109" w:type="dxa"/>
+            <w:tcW w:w="8029" w:type="dxa"/>
             <w:vAlign w:val="top"/>
           </w:tcPr>
           <w:p>
@@ -5583,7 +5583,7 @@
         </w:trPr>
         <w:tc>
           <w:tcPr>
-            <w:tcW w:w="1971" w:type="dxa"/>
+            <w:tcW w:w="2051" w:type="dxa"/>
             <w:vAlign w:val="top"/>
           </w:tcPr>
           <w:p>
@@ -5600,7 +5600,7 @@
         </w:tc>
         <w:tc>
           <w:tcPr>
-            <w:tcW w:w="8109" w:type="dxa"/>
+            <w:tcW w:w="8029" w:type="dxa"/>
             <w:vAlign w:val="top"/>
           </w:tcPr>
           <w:p>
@@ -5630,7 +5630,7 @@
         </w:trPr>
         <w:tc>
           <w:tcPr>
-            <w:tcW w:w="1971" w:type="dxa"/>
+            <w:tcW w:w="2051" w:type="dxa"/>
             <w:vAlign w:val="top"/>
           </w:tcPr>
           <w:p>
@@ -5647,7 +5647,7 @@
         </w:tc>
         <w:tc>
           <w:tcPr>
-            <w:tcW w:w="8109" w:type="dxa"/>
+            <w:tcW w:w="8029" w:type="dxa"/>
             <w:vAlign w:val="top"/>
           </w:tcPr>
           <w:p>
@@ -5667,7 +5667,7 @@
         </w:trPr>
         <w:tc>
           <w:tcPr>
-            <w:tcW w:w="1971" w:type="dxa"/>
+            <w:tcW w:w="2051" w:type="dxa"/>
             <w:vAlign w:val="top"/>
           </w:tcPr>
           <w:p>
@@ -5684,7 +5684,7 @@
         </w:tc>
         <w:tc>
           <w:tcPr>
-            <w:tcW w:w="8109" w:type="dxa"/>
+            <w:tcW w:w="8029" w:type="dxa"/>
             <w:vAlign w:val="top"/>
           </w:tcPr>
           <w:p>
@@ -5714,7 +5714,7 @@
         </w:trPr>
         <w:tc>
           <w:tcPr>
-            <w:tcW w:w="1971" w:type="dxa"/>
+            <w:tcW w:w="2051" w:type="dxa"/>
             <w:vAlign w:val="top"/>
           </w:tcPr>
           <w:p>
@@ -5731,7 +5731,7 @@
         </w:tc>
         <w:tc>
           <w:tcPr>
-            <w:tcW w:w="8109" w:type="dxa"/>
+            <w:tcW w:w="8029" w:type="dxa"/>
             <w:vAlign w:val="top"/>
           </w:tcPr>
           <w:p>
@@ -5761,7 +5761,7 @@
         </w:trPr>
         <w:tc>
           <w:tcPr>
-            <w:tcW w:w="1971" w:type="dxa"/>
+            <w:tcW w:w="2051" w:type="dxa"/>
             <w:vAlign w:val="top"/>
           </w:tcPr>
           <w:p>
@@ -5778,7 +5778,7 @@
         </w:tc>
         <w:tc>
           <w:tcPr>
-            <w:tcW w:w="8109" w:type="dxa"/>
+            <w:tcW w:w="8029" w:type="dxa"/>
             <w:vAlign w:val="top"/>
           </w:tcPr>
           <w:p>
@@ -5798,7 +5798,7 @@
         </w:trPr>
         <w:tc>
           <w:tcPr>
-            <w:tcW w:w="1971" w:type="dxa"/>
+            <w:tcW w:w="2051" w:type="dxa"/>
             <w:vAlign w:val="top"/>
           </w:tcPr>
           <w:p>
@@ -5815,7 +5815,7 @@
         </w:tc>
         <w:tc>
           <w:tcPr>
-            <w:tcW w:w="8109" w:type="dxa"/>
+            <w:tcW w:w="8029" w:type="dxa"/>
             <w:vAlign w:val="top"/>
           </w:tcPr>
           <w:p>
@@ -6334,8 +6334,8 @@
         </w:tblCellMar>
       </w:tblPr>
       <w:tblGrid>
-        <w:gridCol w:w="870"/>
-        <w:gridCol w:w="9210"/>
+        <w:gridCol w:w="930"/>
+        <w:gridCol w:w="9150"/>
       </w:tblGrid>
       <w:tr>
         <w:trPr>
@@ -6343,7 +6343,7 @@
         </w:trPr>
         <w:tc>
           <w:tcPr>
-            <w:tcW w:w="870" w:type="dxa"/>
+            <w:tcW w:w="930" w:type="dxa"/>
             <w:shd w:val="clear" w:color="auto" w:fill="1B4A78"/>
             <w:vAlign w:val="top"/>
           </w:tcPr>
@@ -6362,7 +6362,7 @@
         </w:tc>
         <w:tc>
           <w:tcPr>
-            <w:tcW w:w="9210" w:type="dxa"/>
+            <w:tcW w:w="9150" w:type="dxa"/>
             <w:shd w:val="clear" w:color="auto" w:fill="1B4A78"/>
             <w:vAlign w:val="top"/>
           </w:tcPr>
@@ -6386,7 +6386,7 @@
         </w:trPr>
         <w:tc>
           <w:tcPr>
-            <w:tcW w:w="870" w:type="dxa"/>
+            <w:tcW w:w="930" w:type="dxa"/>
             <w:vAlign w:val="top"/>
           </w:tcPr>
           <w:p>
@@ -6403,7 +6403,7 @@
         </w:tc>
         <w:tc>
           <w:tcPr>
-            <w:tcW w:w="9210" w:type="dxa"/>
+            <w:tcW w:w="9150" w:type="dxa"/>
             <w:vAlign w:val="top"/>
           </w:tcPr>
           <w:p>
@@ -6423,7 +6423,7 @@
         </w:trPr>
         <w:tc>
           <w:tcPr>
-            <w:tcW w:w="870" w:type="dxa"/>
+            <w:tcW w:w="930" w:type="dxa"/>
             <w:vAlign w:val="top"/>
           </w:tcPr>
           <w:p>
@@ -6440,7 +6440,7 @@
         </w:tc>
         <w:tc>
           <w:tcPr>
-            <w:tcW w:w="9210" w:type="dxa"/>
+            <w:tcW w:w="9150" w:type="dxa"/>
             <w:vAlign w:val="top"/>
           </w:tcPr>
           <w:p>
@@ -6460,7 +6460,7 @@
         </w:trPr>
         <w:tc>
           <w:tcPr>
-            <w:tcW w:w="870" w:type="dxa"/>
+            <w:tcW w:w="930" w:type="dxa"/>
             <w:vAlign w:val="top"/>
           </w:tcPr>
           <w:p>
@@ -6477,7 +6477,7 @@
         </w:tc>
         <w:tc>
           <w:tcPr>
-            <w:tcW w:w="9210" w:type="dxa"/>
+            <w:tcW w:w="9150" w:type="dxa"/>
             <w:vAlign w:val="top"/>
           </w:tcPr>
           <w:p>
@@ -6856,9 +6856,9 @@
         </w:tblCellMar>
       </w:tblPr>
       <w:tblGrid>
-        <w:gridCol w:w="2007"/>
-        <w:gridCol w:w="5386"/>
-        <w:gridCol w:w="2687"/>
+        <w:gridCol w:w="2029"/>
+        <w:gridCol w:w="5327"/>
+        <w:gridCol w:w="2724"/>
       </w:tblGrid>
       <w:tr>
         <w:trPr>
@@ -6866,7 +6866,7 @@
         </w:trPr>
         <w:tc>
           <w:tcPr>
-            <w:tcW w:w="2007" w:type="dxa"/>
+            <w:tcW w:w="2029" w:type="dxa"/>
             <w:shd w:val="clear" w:color="auto" w:fill="1B4A78"/>
             <w:vAlign w:val="top"/>
           </w:tcPr>
@@ -6885,7 +6885,7 @@
         </w:tc>
         <w:tc>
           <w:tcPr>
-            <w:tcW w:w="5386" w:type="dxa"/>
+            <w:tcW w:w="5327" w:type="dxa"/>
             <w:shd w:val="clear" w:color="auto" w:fill="1B4A78"/>
             <w:vAlign w:val="top"/>
           </w:tcPr>
@@ -6904,7 +6904,7 @@
         </w:tc>
         <w:tc>
           <w:tcPr>
-            <w:tcW w:w="2687" w:type="dxa"/>
+            <w:tcW w:w="2724" w:type="dxa"/>
             <w:shd w:val="clear" w:color="auto" w:fill="1B4A78"/>
             <w:vAlign w:val="top"/>
           </w:tcPr>
@@ -6928,7 +6928,7 @@
         </w:trPr>
         <w:tc>
           <w:tcPr>
-            <w:tcW w:w="2007" w:type="dxa"/>
+            <w:tcW w:w="2029" w:type="dxa"/>
             <w:vAlign w:val="top"/>
           </w:tcPr>
           <w:p>
@@ -6949,7 +6949,7 @@
         </w:tc>
         <w:tc>
           <w:tcPr>
-            <w:tcW w:w="5386" w:type="dxa"/>
+            <w:tcW w:w="5327" w:type="dxa"/>
             <w:vAlign w:val="top"/>
           </w:tcPr>
           <w:p>
@@ -6998,7 +6998,7 @@
         </w:tc>
         <w:tc>
           <w:tcPr>
-            <w:tcW w:w="2687" w:type="dxa"/>
+            <w:tcW w:w="2724" w:type="dxa"/>
             <w:vAlign w:val="top"/>
           </w:tcPr>
           <w:p>
@@ -7022,7 +7022,7 @@
         </w:trPr>
         <w:tc>
           <w:tcPr>
-            <w:tcW w:w="2007" w:type="dxa"/>
+            <w:tcW w:w="2029" w:type="dxa"/>
             <w:vAlign w:val="top"/>
           </w:tcPr>
           <w:p>
@@ -7039,7 +7039,7 @@
         </w:tc>
         <w:tc>
           <w:tcPr>
-            <w:tcW w:w="5386" w:type="dxa"/>
+            <w:tcW w:w="5327" w:type="dxa"/>
             <w:vAlign w:val="top"/>
           </w:tcPr>
           <w:p>
@@ -7066,7 +7066,7 @@
         </w:tc>
         <w:tc>
           <w:tcPr>
-            <w:tcW w:w="2687" w:type="dxa"/>
+            <w:tcW w:w="2724" w:type="dxa"/>
             <w:vAlign w:val="top"/>
           </w:tcPr>
           <w:p>
@@ -7082,7 +7082,7 @@
         </w:trPr>
         <w:tc>
           <w:tcPr>
-            <w:tcW w:w="2007" w:type="dxa"/>
+            <w:tcW w:w="2029" w:type="dxa"/>
             <w:vAlign w:val="top"/>
           </w:tcPr>
           <w:p>
@@ -7103,7 +7103,7 @@
         </w:tc>
         <w:tc>
           <w:tcPr>
-            <w:tcW w:w="5386" w:type="dxa"/>
+            <w:tcW w:w="5327" w:type="dxa"/>
             <w:vAlign w:val="top"/>
           </w:tcPr>
           <w:p>
@@ -7118,7 +7118,7 @@
         </w:tc>
         <w:tc>
           <w:tcPr>
-            <w:tcW w:w="2687" w:type="dxa"/>
+            <w:tcW w:w="2724" w:type="dxa"/>
             <w:vAlign w:val="top"/>
           </w:tcPr>
           <w:p>
@@ -7142,7 +7142,7 @@
         </w:trPr>
         <w:tc>
           <w:tcPr>
-            <w:tcW w:w="2007" w:type="dxa"/>
+            <w:tcW w:w="2029" w:type="dxa"/>
             <w:vAlign w:val="top"/>
           </w:tcPr>
           <w:p>
@@ -7159,7 +7159,7 @@
         </w:tc>
         <w:tc>
           <w:tcPr>
-            <w:tcW w:w="5386" w:type="dxa"/>
+            <w:tcW w:w="5327" w:type="dxa"/>
             <w:vAlign w:val="top"/>
           </w:tcPr>
           <w:p>
@@ -7204,7 +7204,7 @@
         </w:tc>
         <w:tc>
           <w:tcPr>
-            <w:tcW w:w="2687" w:type="dxa"/>
+            <w:tcW w:w="2724" w:type="dxa"/>
             <w:vAlign w:val="top"/>
           </w:tcPr>
           <w:p>
@@ -7240,7 +7240,7 @@
         </w:trPr>
         <w:tc>
           <w:tcPr>
-            <w:tcW w:w="2007" w:type="dxa"/>
+            <w:tcW w:w="2029" w:type="dxa"/>
             <w:vAlign w:val="top"/>
           </w:tcPr>
           <w:p>
@@ -7257,7 +7257,7 @@
         </w:tc>
         <w:tc>
           <w:tcPr>
-            <w:tcW w:w="5386" w:type="dxa"/>
+            <w:tcW w:w="5327" w:type="dxa"/>
             <w:vAlign w:val="top"/>
           </w:tcPr>
           <w:p>
@@ -7278,7 +7278,7 @@
         </w:tc>
         <w:tc>
           <w:tcPr>
-            <w:tcW w:w="2687" w:type="dxa"/>
+            <w:tcW w:w="2724" w:type="dxa"/>
             <w:vAlign w:val="top"/>
           </w:tcPr>
           <w:p>
@@ -7692,8 +7692,8 @@
         </w:tblCellMar>
       </w:tblPr>
       <w:tblGrid>
-        <w:gridCol w:w="4286"/>
-        <w:gridCol w:w="5794"/>
+        <w:gridCol w:w="4301"/>
+        <w:gridCol w:w="5779"/>
       </w:tblGrid>
       <w:tr>
         <w:trPr>
@@ -7701,7 +7701,7 @@
         </w:trPr>
         <w:tc>
           <w:tcPr>
-            <w:tcW w:w="4286" w:type="dxa"/>
+            <w:tcW w:w="4301" w:type="dxa"/>
             <w:shd w:val="clear" w:color="auto" w:fill="1B4A78"/>
             <w:vAlign w:val="top"/>
           </w:tcPr>
@@ -7720,7 +7720,7 @@
         </w:tc>
         <w:tc>
           <w:tcPr>
-            <w:tcW w:w="5794" w:type="dxa"/>
+            <w:tcW w:w="5779" w:type="dxa"/>
             <w:shd w:val="clear" w:color="auto" w:fill="1B4A78"/>
             <w:vAlign w:val="top"/>
           </w:tcPr>
@@ -7744,7 +7744,7 @@
         </w:trPr>
         <w:tc>
           <w:tcPr>
-            <w:tcW w:w="4286" w:type="dxa"/>
+            <w:tcW w:w="4301" w:type="dxa"/>
             <w:vAlign w:val="top"/>
           </w:tcPr>
           <w:p>
@@ -7769,7 +7769,7 @@
         </w:tc>
         <w:tc>
           <w:tcPr>
-            <w:tcW w:w="5794" w:type="dxa"/>
+            <w:tcW w:w="5779" w:type="dxa"/>
             <w:vAlign w:val="top"/>
           </w:tcPr>
           <w:p>
@@ -7799,7 +7799,7 @@
         </w:trPr>
         <w:tc>
           <w:tcPr>
-            <w:tcW w:w="4286" w:type="dxa"/>
+            <w:tcW w:w="4301" w:type="dxa"/>
             <w:vAlign w:val="top"/>
           </w:tcPr>
           <w:p>
@@ -7814,7 +7814,7 @@
         </w:tc>
         <w:tc>
           <w:tcPr>
-            <w:tcW w:w="5794" w:type="dxa"/>
+            <w:tcW w:w="5779" w:type="dxa"/>
             <w:vAlign w:val="top"/>
           </w:tcPr>
           <w:p>
@@ -7867,7 +7867,7 @@
         </w:trPr>
         <w:tc>
           <w:tcPr>
-            <w:tcW w:w="4286" w:type="dxa"/>
+            <w:tcW w:w="4301" w:type="dxa"/>
             <w:vAlign w:val="top"/>
           </w:tcPr>
           <w:p>
@@ -7892,7 +7892,7 @@
         </w:tc>
         <w:tc>
           <w:tcPr>
-            <w:tcW w:w="5794" w:type="dxa"/>
+            <w:tcW w:w="5779" w:type="dxa"/>
             <w:vAlign w:val="top"/>
           </w:tcPr>
           <w:p>
@@ -7944,7 +7944,7 @@
         </w:trPr>
         <w:tc>
           <w:tcPr>
-            <w:tcW w:w="4286" w:type="dxa"/>
+            <w:tcW w:w="4301" w:type="dxa"/>
             <w:vAlign w:val="top"/>
           </w:tcPr>
           <w:p>
@@ -7969,7 +7969,7 @@
         </w:tc>
         <w:tc>
           <w:tcPr>
-            <w:tcW w:w="5794" w:type="dxa"/>
+            <w:tcW w:w="5779" w:type="dxa"/>
             <w:vAlign w:val="top"/>
           </w:tcPr>
           <w:p>
@@ -7999,7 +7999,7 @@
         </w:trPr>
         <w:tc>
           <w:tcPr>
-            <w:tcW w:w="4286" w:type="dxa"/>
+            <w:tcW w:w="4301" w:type="dxa"/>
             <w:vAlign w:val="top"/>
           </w:tcPr>
           <w:p>
@@ -8016,7 +8016,7 @@
         </w:tc>
         <w:tc>
           <w:tcPr>
-            <w:tcW w:w="5794" w:type="dxa"/>
+            <w:tcW w:w="5779" w:type="dxa"/>
             <w:vAlign w:val="top"/>
           </w:tcPr>
           <w:p>
@@ -8085,8 +8085,8 @@
         </w:tblCellMar>
       </w:tblPr>
       <w:tblGrid>
-        <w:gridCol w:w="4562"/>
-        <w:gridCol w:w="5518"/>
+        <w:gridCol w:w="4487"/>
+        <w:gridCol w:w="5593"/>
       </w:tblGrid>
       <w:tr>
         <w:trPr>
@@ -8094,7 +8094,7 @@
         </w:trPr>
         <w:tc>
           <w:tcPr>
-            <w:tcW w:w="4562" w:type="dxa"/>
+            <w:tcW w:w="4487" w:type="dxa"/>
             <w:shd w:val="clear" w:color="auto" w:fill="1B4A78"/>
             <w:vAlign w:val="top"/>
           </w:tcPr>
@@ -8113,7 +8113,7 @@
         </w:tc>
         <w:tc>
           <w:tcPr>
-            <w:tcW w:w="5518" w:type="dxa"/>
+            <w:tcW w:w="5593" w:type="dxa"/>
             <w:shd w:val="clear" w:color="auto" w:fill="1B4A78"/>
             <w:vAlign w:val="top"/>
           </w:tcPr>
@@ -8137,7 +8137,7 @@
         </w:trPr>
         <w:tc>
           <w:tcPr>
-            <w:tcW w:w="4562" w:type="dxa"/>
+            <w:tcW w:w="4487" w:type="dxa"/>
             <w:vAlign w:val="top"/>
           </w:tcPr>
           <w:p>
@@ -8154,7 +8154,7 @@
         </w:tc>
         <w:tc>
           <w:tcPr>
-            <w:tcW w:w="5518" w:type="dxa"/>
+            <w:tcW w:w="5593" w:type="dxa"/>
             <w:vAlign w:val="top"/>
           </w:tcPr>
           <w:p>
@@ -8186,7 +8186,7 @@
         </w:trPr>
         <w:tc>
           <w:tcPr>
-            <w:tcW w:w="4562" w:type="dxa"/>
+            <w:tcW w:w="4487" w:type="dxa"/>
             <w:vAlign w:val="top"/>
           </w:tcPr>
           <w:p>
@@ -8207,7 +8207,7 @@
         </w:tc>
         <w:tc>
           <w:tcPr>
-            <w:tcW w:w="5518" w:type="dxa"/>
+            <w:tcW w:w="5593" w:type="dxa"/>
             <w:vAlign w:val="top"/>
           </w:tcPr>
           <w:p>
@@ -8227,7 +8227,7 @@
         </w:trPr>
         <w:tc>
           <w:tcPr>
-            <w:tcW w:w="4562" w:type="dxa"/>
+            <w:tcW w:w="4487" w:type="dxa"/>
             <w:vAlign w:val="top"/>
           </w:tcPr>
           <w:p>
@@ -8252,7 +8252,7 @@
         </w:tc>
         <w:tc>
           <w:tcPr>
-            <w:tcW w:w="5518" w:type="dxa"/>
+            <w:tcW w:w="5593" w:type="dxa"/>
             <w:vAlign w:val="top"/>
           </w:tcPr>
           <w:p>
@@ -8272,7 +8272,7 @@
         </w:trPr>
         <w:tc>
           <w:tcPr>
-            <w:tcW w:w="4562" w:type="dxa"/>
+            <w:tcW w:w="4487" w:type="dxa"/>
             <w:vAlign w:val="top"/>
           </w:tcPr>
           <w:p>
@@ -8287,7 +8287,7 @@
         </w:tc>
         <w:tc>
           <w:tcPr>
-            <w:tcW w:w="5518" w:type="dxa"/>
+            <w:tcW w:w="5593" w:type="dxa"/>
             <w:vAlign w:val="top"/>
           </w:tcPr>
           <w:p>
@@ -8339,7 +8339,7 @@
         </w:trPr>
         <w:tc>
           <w:tcPr>
-            <w:tcW w:w="4562" w:type="dxa"/>
+            <w:tcW w:w="4487" w:type="dxa"/>
             <w:vAlign w:val="top"/>
           </w:tcPr>
           <w:p>
@@ -8356,7 +8356,7 @@
         </w:tc>
         <w:tc>
           <w:tcPr>
-            <w:tcW w:w="5518" w:type="dxa"/>
+            <w:tcW w:w="5593" w:type="dxa"/>
             <w:vAlign w:val="top"/>
           </w:tcPr>
           <w:p>
@@ -8396,7 +8396,7 @@
         </w:trPr>
         <w:tc>
           <w:tcPr>
-            <w:tcW w:w="4562" w:type="dxa"/>
+            <w:tcW w:w="4487" w:type="dxa"/>
             <w:vAlign w:val="top"/>
           </w:tcPr>
           <w:p>
@@ -8413,7 +8413,7 @@
         </w:tc>
         <w:tc>
           <w:tcPr>
-            <w:tcW w:w="5518" w:type="dxa"/>
+            <w:tcW w:w="5593" w:type="dxa"/>
             <w:vAlign w:val="top"/>
           </w:tcPr>
           <w:p>
@@ -8441,7 +8441,7 @@
         </w:trPr>
         <w:tc>
           <w:tcPr>
-            <w:tcW w:w="4562" w:type="dxa"/>
+            <w:tcW w:w="4487" w:type="dxa"/>
             <w:vAlign w:val="top"/>
           </w:tcPr>
           <w:p>
@@ -8474,7 +8474,7 @@
         </w:tc>
         <w:tc>
           <w:tcPr>
-            <w:tcW w:w="5518" w:type="dxa"/>
+            <w:tcW w:w="5593" w:type="dxa"/>
             <w:vAlign w:val="top"/>
           </w:tcPr>
           <w:p>
@@ -8506,7 +8506,7 @@
         </w:trPr>
         <w:tc>
           <w:tcPr>
-            <w:tcW w:w="4562" w:type="dxa"/>
+            <w:tcW w:w="4487" w:type="dxa"/>
             <w:vAlign w:val="top"/>
           </w:tcPr>
           <w:p>
@@ -8541,7 +8541,7 @@
         </w:tc>
         <w:tc>
           <w:tcPr>
-            <w:tcW w:w="5518" w:type="dxa"/>
+            <w:tcW w:w="5593" w:type="dxa"/>
             <w:vAlign w:val="top"/>
           </w:tcPr>
           <w:p>
@@ -10007,9 +10007,9 @@
         </w:tblCellMar>
       </w:tblPr>
       <w:tblGrid>
-        <w:gridCol w:w="1573"/>
-        <w:gridCol w:w="3116"/>
-        <w:gridCol w:w="5391"/>
+        <w:gridCol w:w="1599"/>
+        <w:gridCol w:w="3188"/>
+        <w:gridCol w:w="5293"/>
       </w:tblGrid>
       <w:tr>
         <w:trPr>
@@ -10017,7 +10017,7 @@
         </w:trPr>
         <w:tc>
           <w:tcPr>
-            <w:tcW w:w="1573" w:type="dxa"/>
+            <w:tcW w:w="1599" w:type="dxa"/>
             <w:shd w:val="clear" w:color="auto" w:fill="1B4A78"/>
             <w:vAlign w:val="top"/>
           </w:tcPr>
@@ -10036,7 +10036,7 @@
         </w:tc>
         <w:tc>
           <w:tcPr>
-            <w:tcW w:w="3116" w:type="dxa"/>
+            <w:tcW w:w="3188" w:type="dxa"/>
             <w:shd w:val="clear" w:color="auto" w:fill="1B4A78"/>
             <w:vAlign w:val="top"/>
           </w:tcPr>
@@ -10055,7 +10055,7 @@
         </w:tc>
         <w:tc>
           <w:tcPr>
-            <w:tcW w:w="5391" w:type="dxa"/>
+            <w:tcW w:w="5293" w:type="dxa"/>
             <w:shd w:val="clear" w:color="auto" w:fill="1B4A78"/>
             <w:vAlign w:val="top"/>
           </w:tcPr>
@@ -10079,7 +10079,7 @@
         </w:trPr>
         <w:tc>
           <w:tcPr>
-            <w:tcW w:w="1573" w:type="dxa"/>
+            <w:tcW w:w="1599" w:type="dxa"/>
             <w:vAlign w:val="top"/>
           </w:tcPr>
           <w:p>
@@ -10096,7 +10096,7 @@
         </w:tc>
         <w:tc>
           <w:tcPr>
-            <w:tcW w:w="3116" w:type="dxa"/>
+            <w:tcW w:w="3188" w:type="dxa"/>
             <w:vAlign w:val="top"/>
           </w:tcPr>
           <w:p>
@@ -10111,7 +10111,7 @@
         </w:tc>
         <w:tc>
           <w:tcPr>
-            <w:tcW w:w="5391" w:type="dxa"/>
+            <w:tcW w:w="5293" w:type="dxa"/>
             <w:vAlign w:val="top"/>
           </w:tcPr>
           <w:p>
@@ -10143,7 +10143,7 @@
         </w:trPr>
         <w:tc>
           <w:tcPr>
-            <w:tcW w:w="1573" w:type="dxa"/>
+            <w:tcW w:w="1599" w:type="dxa"/>
             <w:vAlign w:val="top"/>
           </w:tcPr>
           <w:p>
@@ -10160,7 +10160,7 @@
         </w:tc>
         <w:tc>
           <w:tcPr>
-            <w:tcW w:w="3116" w:type="dxa"/>
+            <w:tcW w:w="3188" w:type="dxa"/>
             <w:vAlign w:val="top"/>
           </w:tcPr>
           <w:p>
@@ -10175,7 +10175,7 @@
         </w:tc>
         <w:tc>
           <w:tcPr>
-            <w:tcW w:w="5391" w:type="dxa"/>
+            <w:tcW w:w="5293" w:type="dxa"/>
             <w:vAlign w:val="top"/>
           </w:tcPr>
           <w:p>
@@ -10195,7 +10195,7 @@
         </w:trPr>
         <w:tc>
           <w:tcPr>
-            <w:tcW w:w="1573" w:type="dxa"/>
+            <w:tcW w:w="1599" w:type="dxa"/>
             <w:vAlign w:val="top"/>
           </w:tcPr>
           <w:p>
@@ -10212,7 +10212,7 @@
         </w:tc>
         <w:tc>
           <w:tcPr>
-            <w:tcW w:w="3116" w:type="dxa"/>
+            <w:tcW w:w="3188" w:type="dxa"/>
             <w:vAlign w:val="top"/>
           </w:tcPr>
           <w:p>
@@ -10227,7 +10227,7 @@
         </w:tc>
         <w:tc>
           <w:tcPr>
-            <w:tcW w:w="5391" w:type="dxa"/>
+            <w:tcW w:w="5293" w:type="dxa"/>
             <w:vAlign w:val="top"/>
           </w:tcPr>
           <w:p>
@@ -10247,7 +10247,7 @@
         </w:trPr>
         <w:tc>
           <w:tcPr>
-            <w:tcW w:w="1573" w:type="dxa"/>
+            <w:tcW w:w="1599" w:type="dxa"/>
             <w:vAlign w:val="top"/>
           </w:tcPr>
           <w:p>
@@ -10264,7 +10264,7 @@
         </w:tc>
         <w:tc>
           <w:tcPr>
-            <w:tcW w:w="3116" w:type="dxa"/>
+            <w:tcW w:w="3188" w:type="dxa"/>
             <w:vAlign w:val="top"/>
           </w:tcPr>
           <w:p>
@@ -10291,7 +10291,7 @@
         </w:tc>
         <w:tc>
           <w:tcPr>
-            <w:tcW w:w="5391" w:type="dxa"/>
+            <w:tcW w:w="5293" w:type="dxa"/>
             <w:vAlign w:val="top"/>
           </w:tcPr>
           <w:p>
@@ -10323,7 +10323,7 @@
         </w:trPr>
         <w:tc>
           <w:tcPr>
-            <w:tcW w:w="1573" w:type="dxa"/>
+            <w:tcW w:w="1599" w:type="dxa"/>
             <w:vAlign w:val="top"/>
           </w:tcPr>
           <w:p>
@@ -10340,7 +10340,7 @@
         </w:tc>
         <w:tc>
           <w:tcPr>
-            <w:tcW w:w="3116" w:type="dxa"/>
+            <w:tcW w:w="3188" w:type="dxa"/>
             <w:vAlign w:val="top"/>
           </w:tcPr>
           <w:p>
@@ -10355,7 +10355,7 @@
         </w:tc>
         <w:tc>
           <w:tcPr>
-            <w:tcW w:w="5391" w:type="dxa"/>
+            <w:tcW w:w="5293" w:type="dxa"/>
             <w:vAlign w:val="top"/>
           </w:tcPr>
           <w:p>
@@ -10973,8 +10973,8 @@
         </w:tblCellMar>
       </w:tblPr>
       <w:tblGrid>
-        <w:gridCol w:w="3874"/>
-        <w:gridCol w:w="6206"/>
+        <w:gridCol w:w="3833"/>
+        <w:gridCol w:w="6247"/>
       </w:tblGrid>
       <w:tr>
         <w:trPr>
@@ -10982,7 +10982,7 @@
         </w:trPr>
         <w:tc>
           <w:tcPr>
-            <w:tcW w:w="3874" w:type="dxa"/>
+            <w:tcW w:w="3833" w:type="dxa"/>
             <w:shd w:val="clear" w:color="auto" w:fill="1B4A78"/>
             <w:vAlign w:val="top"/>
           </w:tcPr>
@@ -11001,7 +11001,7 @@
         </w:tc>
         <w:tc>
           <w:tcPr>
-            <w:tcW w:w="6206" w:type="dxa"/>
+            <w:tcW w:w="6247" w:type="dxa"/>
             <w:shd w:val="clear" w:color="auto" w:fill="1B4A78"/>
             <w:vAlign w:val="top"/>
           </w:tcPr>
@@ -11025,7 +11025,7 @@
         </w:trPr>
         <w:tc>
           <w:tcPr>
-            <w:tcW w:w="3874" w:type="dxa"/>
+            <w:tcW w:w="3833" w:type="dxa"/>
             <w:vAlign w:val="top"/>
           </w:tcPr>
           <w:p>
@@ -11040,7 +11040,7 @@
         </w:tc>
         <w:tc>
           <w:tcPr>
-            <w:tcW w:w="6206" w:type="dxa"/>
+            <w:tcW w:w="6247" w:type="dxa"/>
             <w:vAlign w:val="top"/>
           </w:tcPr>
           <w:p>
@@ -11066,7 +11066,7 @@
         </w:trPr>
         <w:tc>
           <w:tcPr>
-            <w:tcW w:w="3874" w:type="dxa"/>
+            <w:tcW w:w="3833" w:type="dxa"/>
             <w:vAlign w:val="top"/>
           </w:tcPr>
           <w:p>
@@ -11081,7 +11081,7 @@
         </w:tc>
         <w:tc>
           <w:tcPr>
-            <w:tcW w:w="6206" w:type="dxa"/>
+            <w:tcW w:w="6247" w:type="dxa"/>
             <w:vAlign w:val="top"/>
           </w:tcPr>
           <w:p>
@@ -11119,7 +11119,7 @@
         </w:trPr>
         <w:tc>
           <w:tcPr>
-            <w:tcW w:w="3874" w:type="dxa"/>
+            <w:tcW w:w="3833" w:type="dxa"/>
             <w:vAlign w:val="top"/>
           </w:tcPr>
           <w:p>
@@ -11134,7 +11134,7 @@
         </w:tc>
         <w:tc>
           <w:tcPr>
-            <w:tcW w:w="6206" w:type="dxa"/>
+            <w:tcW w:w="6247" w:type="dxa"/>
             <w:vAlign w:val="top"/>
           </w:tcPr>
           <w:p>
@@ -11160,7 +11160,7 @@
         </w:trPr>
         <w:tc>
           <w:tcPr>
-            <w:tcW w:w="3874" w:type="dxa"/>
+            <w:tcW w:w="3833" w:type="dxa"/>
             <w:vAlign w:val="top"/>
           </w:tcPr>
           <w:p>
@@ -11175,7 +11175,7 @@
         </w:tc>
         <w:tc>
           <w:tcPr>
-            <w:tcW w:w="6206" w:type="dxa"/>
+            <w:tcW w:w="6247" w:type="dxa"/>
             <w:vAlign w:val="top"/>
           </w:tcPr>
           <w:p>
@@ -11201,7 +11201,7 @@
         </w:trPr>
         <w:tc>
           <w:tcPr>
-            <w:tcW w:w="3874" w:type="dxa"/>
+            <w:tcW w:w="3833" w:type="dxa"/>
             <w:vAlign w:val="top"/>
           </w:tcPr>
           <w:p>
@@ -11216,7 +11216,7 @@
         </w:tc>
         <w:tc>
           <w:tcPr>
-            <w:tcW w:w="6206" w:type="dxa"/>
+            <w:tcW w:w="6247" w:type="dxa"/>
             <w:vAlign w:val="top"/>
           </w:tcPr>
           <w:p>
@@ -11242,7 +11242,7 @@
         </w:trPr>
         <w:tc>
           <w:tcPr>
-            <w:tcW w:w="3874" w:type="dxa"/>
+            <w:tcW w:w="3833" w:type="dxa"/>
             <w:vAlign w:val="top"/>
           </w:tcPr>
           <w:p>
@@ -11257,7 +11257,7 @@
         </w:tc>
         <w:tc>
           <w:tcPr>
-            <w:tcW w:w="6206" w:type="dxa"/>
+            <w:tcW w:w="6247" w:type="dxa"/>
             <w:vAlign w:val="top"/>
           </w:tcPr>
           <w:p>
@@ -12041,8 +12041,8 @@
         </w:tblCellMar>
       </w:tblPr>
       <w:tblGrid>
-        <w:gridCol w:w="5135"/>
-        <w:gridCol w:w="4945"/>
+        <w:gridCol w:w="5095"/>
+        <w:gridCol w:w="4985"/>
       </w:tblGrid>
       <w:tr>
         <w:trPr>
@@ -12050,7 +12050,7 @@
         </w:trPr>
         <w:tc>
           <w:tcPr>
-            <w:tcW w:w="5135" w:type="dxa"/>
+            <w:tcW w:w="5095" w:type="dxa"/>
             <w:shd w:val="clear" w:color="auto" w:fill="1B4A78"/>
             <w:vAlign w:val="top"/>
           </w:tcPr>
@@ -12069,7 +12069,7 @@
         </w:tc>
         <w:tc>
           <w:tcPr>
-            <w:tcW w:w="4945" w:type="dxa"/>
+            <w:tcW w:w="4985" w:type="dxa"/>
             <w:shd w:val="clear" w:color="auto" w:fill="1B4A78"/>
             <w:vAlign w:val="top"/>
           </w:tcPr>
@@ -12093,7 +12093,7 @@
         </w:trPr>
         <w:tc>
           <w:tcPr>
-            <w:tcW w:w="5135" w:type="dxa"/>
+            <w:tcW w:w="5095" w:type="dxa"/>
             <w:vAlign w:val="top"/>
           </w:tcPr>
           <w:p>
@@ -12108,7 +12108,7 @@
         </w:tc>
         <w:tc>
           <w:tcPr>
-            <w:tcW w:w="4945" w:type="dxa"/>
+            <w:tcW w:w="4985" w:type="dxa"/>
             <w:vAlign w:val="top"/>
           </w:tcPr>
           <w:p>
@@ -12134,7 +12134,7 @@
         </w:trPr>
         <w:tc>
           <w:tcPr>
-            <w:tcW w:w="5135" w:type="dxa"/>
+            <w:tcW w:w="5095" w:type="dxa"/>
             <w:vAlign w:val="top"/>
           </w:tcPr>
           <w:p>
@@ -12149,7 +12149,7 @@
         </w:tc>
         <w:tc>
           <w:tcPr>
-            <w:tcW w:w="4945" w:type="dxa"/>
+            <w:tcW w:w="4985" w:type="dxa"/>
             <w:vAlign w:val="top"/>
           </w:tcPr>
           <w:p>
@@ -12175,7 +12175,7 @@
         </w:trPr>
         <w:tc>
           <w:tcPr>
-            <w:tcW w:w="5135" w:type="dxa"/>
+            <w:tcW w:w="5095" w:type="dxa"/>
             <w:vAlign w:val="top"/>
           </w:tcPr>
           <w:p>
@@ -12190,7 +12190,7 @@
         </w:tc>
         <w:tc>
           <w:tcPr>
-            <w:tcW w:w="4945" w:type="dxa"/>
+            <w:tcW w:w="4985" w:type="dxa"/>
             <w:vAlign w:val="top"/>
           </w:tcPr>
           <w:p>
@@ -12216,7 +12216,7 @@
         </w:trPr>
         <w:tc>
           <w:tcPr>
-            <w:tcW w:w="5135" w:type="dxa"/>
+            <w:tcW w:w="5095" w:type="dxa"/>
             <w:vAlign w:val="top"/>
           </w:tcPr>
           <w:p>
@@ -12231,7 +12231,7 @@
         </w:tc>
         <w:tc>
           <w:tcPr>
-            <w:tcW w:w="4945" w:type="dxa"/>
+            <w:tcW w:w="4985" w:type="dxa"/>
             <w:vAlign w:val="top"/>
           </w:tcPr>
           <w:p>
@@ -12257,7 +12257,7 @@
         </w:trPr>
         <w:tc>
           <w:tcPr>
-            <w:tcW w:w="5135" w:type="dxa"/>
+            <w:tcW w:w="5095" w:type="dxa"/>
             <w:vAlign w:val="top"/>
           </w:tcPr>
           <w:p>
@@ -12272,7 +12272,7 @@
         </w:tc>
         <w:tc>
           <w:tcPr>
-            <w:tcW w:w="4945" w:type="dxa"/>
+            <w:tcW w:w="4985" w:type="dxa"/>
             <w:vAlign w:val="top"/>
           </w:tcPr>
           <w:p>
@@ -12303,7 +12303,7 @@
     </w:p>
     <w:tbl>
       <w:tblPr>
-        <w:tblW w:w="7960" w:type="dxa"/>
+        <w:tblW w:w="10080" w:type="dxa"/>
         <w:tblBorders>
           <w:top w:val="nil"/>
           <w:left w:val="nil"/>
@@ -12321,13 +12321,13 @@
         </w:tblCellMar>
       </w:tblPr>
       <w:tblGrid>
-        <w:gridCol w:w="1600"/>
+        <w:gridCol w:w="2130"/>
         <w:gridCol w:w="520"/>
-        <w:gridCol w:w="1600"/>
+        <w:gridCol w:w="2130"/>
         <w:gridCol w:w="520"/>
-        <w:gridCol w:w="1600"/>
+        <w:gridCol w:w="2130"/>
         <w:gridCol w:w="520"/>
-        <w:gridCol w:w="1600"/>
+        <w:gridCol w:w="2130"/>
       </w:tblGrid>
       <w:tr>
         <w:trPr>
@@ -12335,7 +12335,7 @@
         </w:trPr>
         <w:tc>
           <w:tcPr>
-            <w:tcW w:w="1600" w:type="dxa"/>
+            <w:tcW w:w="2130" w:type="dxa"/>
             <w:tcBorders>
               <w:top w:val="single" w:sz="12" w:space="0" w:color="FFFFFF"/>
               <w:left w:val="single" w:sz="12" w:space="0" w:color="FFFFFF"/>
@@ -12406,7 +12406,7 @@
         </w:tc>
         <w:tc>
           <w:tcPr>
-            <w:tcW w:w="1600" w:type="dxa"/>
+            <w:tcW w:w="2130" w:type="dxa"/>
             <w:tcBorders>
               <w:top w:val="single" w:sz="12" w:space="0" w:color="FFFFFF"/>
               <w:left w:val="single" w:sz="12" w:space="0" w:color="FFFFFF"/>
@@ -12477,7 +12477,7 @@
         </w:tc>
         <w:tc>
           <w:tcPr>
-            <w:tcW w:w="1600" w:type="dxa"/>
+            <w:tcW w:w="2130" w:type="dxa"/>
             <w:tcBorders>
               <w:top w:val="single" w:sz="12" w:space="0" w:color="FFFFFF"/>
               <w:left w:val="single" w:sz="12" w:space="0" w:color="FFFFFF"/>
@@ -12548,7 +12548,7 @@
         </w:tc>
         <w:tc>
           <w:tcPr>
-            <w:tcW w:w="1600" w:type="dxa"/>
+            <w:tcW w:w="2130" w:type="dxa"/>
             <w:tcBorders>
               <w:top w:val="single" w:sz="12" w:space="0" w:color="FFFFFF"/>
               <w:left w:val="single" w:sz="12" w:space="0" w:color="FFFFFF"/>
@@ -12623,9 +12623,9 @@
         </w:tblCellMar>
       </w:tblPr>
       <w:tblGrid>
-        <w:gridCol w:w="2078"/>
-        <w:gridCol w:w="4200"/>
-        <w:gridCol w:w="3802"/>
+        <w:gridCol w:w="2224"/>
+        <w:gridCol w:w="4080"/>
+        <w:gridCol w:w="3776"/>
       </w:tblGrid>
       <w:tr>
         <w:trPr>
@@ -12633,7 +12633,7 @@
         </w:trPr>
         <w:tc>
           <w:tcPr>
-            <w:tcW w:w="2078" w:type="dxa"/>
+            <w:tcW w:w="2224" w:type="dxa"/>
             <w:shd w:val="clear" w:color="auto" w:fill="1B4A78"/>
             <w:vAlign w:val="top"/>
           </w:tcPr>
@@ -12652,7 +12652,7 @@
         </w:tc>
         <w:tc>
           <w:tcPr>
-            <w:tcW w:w="4200" w:type="dxa"/>
+            <w:tcW w:w="4080" w:type="dxa"/>
             <w:shd w:val="clear" w:color="auto" w:fill="1B4A78"/>
             <w:vAlign w:val="top"/>
           </w:tcPr>
@@ -12671,7 +12671,7 @@
         </w:tc>
         <w:tc>
           <w:tcPr>
-            <w:tcW w:w="3802" w:type="dxa"/>
+            <w:tcW w:w="3776" w:type="dxa"/>
             <w:shd w:val="clear" w:color="auto" w:fill="1B4A78"/>
             <w:vAlign w:val="top"/>
           </w:tcPr>
@@ -12695,7 +12695,7 @@
         </w:trPr>
         <w:tc>
           <w:tcPr>
-            <w:tcW w:w="2078" w:type="dxa"/>
+            <w:tcW w:w="2224" w:type="dxa"/>
             <w:vAlign w:val="top"/>
           </w:tcPr>
           <w:p>
@@ -12722,7 +12722,7 @@
         </w:tc>
         <w:tc>
           <w:tcPr>
-            <w:tcW w:w="4200" w:type="dxa"/>
+            <w:tcW w:w="4080" w:type="dxa"/>
             <w:vAlign w:val="top"/>
           </w:tcPr>
           <w:p>
@@ -12749,7 +12749,7 @@
         </w:tc>
         <w:tc>
           <w:tcPr>
-            <w:tcW w:w="3802" w:type="dxa"/>
+            <w:tcW w:w="3776" w:type="dxa"/>
             <w:vAlign w:val="top"/>
           </w:tcPr>
           <w:p>
@@ -12769,7 +12769,7 @@
         </w:trPr>
         <w:tc>
           <w:tcPr>
-            <w:tcW w:w="2078" w:type="dxa"/>
+            <w:tcW w:w="2224" w:type="dxa"/>
             <w:vAlign w:val="top"/>
           </w:tcPr>
           <w:p>
@@ -12786,7 +12786,7 @@
         </w:tc>
         <w:tc>
           <w:tcPr>
-            <w:tcW w:w="4200" w:type="dxa"/>
+            <w:tcW w:w="4080" w:type="dxa"/>
             <w:vAlign w:val="top"/>
           </w:tcPr>
           <w:p>
@@ -12817,7 +12817,7 @@
         </w:tc>
         <w:tc>
           <w:tcPr>
-            <w:tcW w:w="3802" w:type="dxa"/>
+            <w:tcW w:w="3776" w:type="dxa"/>
             <w:vAlign w:val="top"/>
           </w:tcPr>
           <w:p>
@@ -12837,7 +12837,7 @@
         </w:trPr>
         <w:tc>
           <w:tcPr>
-            <w:tcW w:w="2078" w:type="dxa"/>
+            <w:tcW w:w="2224" w:type="dxa"/>
             <w:vAlign w:val="top"/>
           </w:tcPr>
           <w:p>
@@ -12854,7 +12854,7 @@
         </w:tc>
         <w:tc>
           <w:tcPr>
-            <w:tcW w:w="4200" w:type="dxa"/>
+            <w:tcW w:w="4080" w:type="dxa"/>
             <w:vAlign w:val="top"/>
           </w:tcPr>
           <w:p>
@@ -12907,7 +12907,7 @@
         </w:tc>
         <w:tc>
           <w:tcPr>
-            <w:tcW w:w="3802" w:type="dxa"/>
+            <w:tcW w:w="3776" w:type="dxa"/>
             <w:vAlign w:val="top"/>
           </w:tcPr>
           <w:p>
@@ -12927,7 +12927,7 @@
         </w:trPr>
         <w:tc>
           <w:tcPr>
-            <w:tcW w:w="2078" w:type="dxa"/>
+            <w:tcW w:w="2224" w:type="dxa"/>
             <w:vAlign w:val="top"/>
           </w:tcPr>
           <w:p>
@@ -12944,7 +12944,7 @@
         </w:tc>
         <w:tc>
           <w:tcPr>
-            <w:tcW w:w="4200" w:type="dxa"/>
+            <w:tcW w:w="4080" w:type="dxa"/>
             <w:vAlign w:val="top"/>
           </w:tcPr>
           <w:p>
@@ -12971,7 +12971,7 @@
         </w:tc>
         <w:tc>
           <w:tcPr>
-            <w:tcW w:w="3802" w:type="dxa"/>
+            <w:tcW w:w="3776" w:type="dxa"/>
             <w:vAlign w:val="top"/>
           </w:tcPr>
           <w:p>
@@ -13043,9 +13043,9 @@
         </w:tblCellMar>
       </w:tblPr>
       <w:tblGrid>
-        <w:gridCol w:w="1744"/>
-        <w:gridCol w:w="1374"/>
-        <w:gridCol w:w="6962"/>
+        <w:gridCol w:w="1808"/>
+        <w:gridCol w:w="1426"/>
+        <w:gridCol w:w="6846"/>
       </w:tblGrid>
       <w:tr>
         <w:trPr>
@@ -13053,7 +13053,7 @@
         </w:trPr>
         <w:tc>
           <w:tcPr>
-            <w:tcW w:w="1744" w:type="dxa"/>
+            <w:tcW w:w="1808" w:type="dxa"/>
             <w:shd w:val="clear" w:color="auto" w:fill="1B4A78"/>
             <w:vAlign w:val="top"/>
           </w:tcPr>
@@ -13072,7 +13072,7 @@
         </w:tc>
         <w:tc>
           <w:tcPr>
-            <w:tcW w:w="1374" w:type="dxa"/>
+            <w:tcW w:w="1426" w:type="dxa"/>
             <w:shd w:val="clear" w:color="auto" w:fill="1B4A78"/>
             <w:vAlign w:val="top"/>
           </w:tcPr>
@@ -13091,7 +13091,7 @@
         </w:tc>
         <w:tc>
           <w:tcPr>
-            <w:tcW w:w="6962" w:type="dxa"/>
+            <w:tcW w:w="6846" w:type="dxa"/>
             <w:shd w:val="clear" w:color="auto" w:fill="1B4A78"/>
             <w:vAlign w:val="top"/>
           </w:tcPr>
@@ -13115,7 +13115,7 @@
         </w:trPr>
         <w:tc>
           <w:tcPr>
-            <w:tcW w:w="1744" w:type="dxa"/>
+            <w:tcW w:w="1808" w:type="dxa"/>
             <w:vAlign w:val="top"/>
           </w:tcPr>
           <w:p>
@@ -13132,7 +13132,7 @@
         </w:tc>
         <w:tc>
           <w:tcPr>
-            <w:tcW w:w="1374" w:type="dxa"/>
+            <w:tcW w:w="1426" w:type="dxa"/>
             <w:vAlign w:val="top"/>
           </w:tcPr>
           <w:p>
@@ -13147,7 +13147,7 @@
         </w:tc>
         <w:tc>
           <w:tcPr>
-            <w:tcW w:w="6962" w:type="dxa"/>
+            <w:tcW w:w="6846" w:type="dxa"/>
             <w:vAlign w:val="top"/>
           </w:tcPr>
           <w:p>
@@ -13187,7 +13187,7 @@
         </w:trPr>
         <w:tc>
           <w:tcPr>
-            <w:tcW w:w="1744" w:type="dxa"/>
+            <w:tcW w:w="1808" w:type="dxa"/>
             <w:vAlign w:val="top"/>
           </w:tcPr>
           <w:p>
@@ -13204,7 +13204,7 @@
         </w:tc>
         <w:tc>
           <w:tcPr>
-            <w:tcW w:w="1374" w:type="dxa"/>
+            <w:tcW w:w="1426" w:type="dxa"/>
             <w:vAlign w:val="top"/>
           </w:tcPr>
           <w:p>
@@ -13219,7 +13219,7 @@
         </w:tc>
         <w:tc>
           <w:tcPr>
-            <w:tcW w:w="6962" w:type="dxa"/>
+            <w:tcW w:w="6846" w:type="dxa"/>
             <w:vAlign w:val="top"/>
           </w:tcPr>
           <w:p>
@@ -13249,7 +13249,7 @@
         </w:trPr>
         <w:tc>
           <w:tcPr>
-            <w:tcW w:w="1744" w:type="dxa"/>
+            <w:tcW w:w="1808" w:type="dxa"/>
             <w:vAlign w:val="top"/>
           </w:tcPr>
           <w:p>
@@ -13266,7 +13266,7 @@
         </w:tc>
         <w:tc>
           <w:tcPr>
-            <w:tcW w:w="1374" w:type="dxa"/>
+            <w:tcW w:w="1426" w:type="dxa"/>
             <w:vAlign w:val="top"/>
           </w:tcPr>
           <w:p>
@@ -13281,7 +13281,7 @@
         </w:tc>
         <w:tc>
           <w:tcPr>
-            <w:tcW w:w="6962" w:type="dxa"/>
+            <w:tcW w:w="6846" w:type="dxa"/>
             <w:vAlign w:val="top"/>
           </w:tcPr>
           <w:p>
@@ -13301,7 +13301,7 @@
         </w:trPr>
         <w:tc>
           <w:tcPr>
-            <w:tcW w:w="1744" w:type="dxa"/>
+            <w:tcW w:w="1808" w:type="dxa"/>
             <w:vAlign w:val="top"/>
           </w:tcPr>
           <w:p>
@@ -13318,7 +13318,7 @@
         </w:tc>
         <w:tc>
           <w:tcPr>
-            <w:tcW w:w="1374" w:type="dxa"/>
+            <w:tcW w:w="1426" w:type="dxa"/>
             <w:vAlign w:val="top"/>
           </w:tcPr>
           <w:p>
@@ -13333,7 +13333,7 @@
         </w:tc>
         <w:tc>
           <w:tcPr>
-            <w:tcW w:w="6962" w:type="dxa"/>
+            <w:tcW w:w="6846" w:type="dxa"/>
             <w:vAlign w:val="top"/>
           </w:tcPr>
           <w:p>
@@ -13399,9 +13399,9 @@
         </w:tblCellMar>
       </w:tblPr>
       <w:tblGrid>
-        <w:gridCol w:w="1500"/>
-        <w:gridCol w:w="3700"/>
-        <w:gridCol w:w="4880"/>
+        <w:gridCol w:w="1620"/>
+        <w:gridCol w:w="3626"/>
+        <w:gridCol w:w="4834"/>
       </w:tblGrid>
       <w:tr>
         <w:trPr>
@@ -13409,7 +13409,7 @@
         </w:trPr>
         <w:tc>
           <w:tcPr>
-            <w:tcW w:w="1500" w:type="dxa"/>
+            <w:tcW w:w="1620" w:type="dxa"/>
             <w:shd w:val="clear" w:color="auto" w:fill="1B4A78"/>
             <w:vAlign w:val="top"/>
           </w:tcPr>
@@ -13428,7 +13428,7 @@
         </w:tc>
         <w:tc>
           <w:tcPr>
-            <w:tcW w:w="3700" w:type="dxa"/>
+            <w:tcW w:w="3626" w:type="dxa"/>
             <w:shd w:val="clear" w:color="auto" w:fill="1B4A78"/>
             <w:vAlign w:val="top"/>
           </w:tcPr>
@@ -13447,7 +13447,7 @@
         </w:tc>
         <w:tc>
           <w:tcPr>
-            <w:tcW w:w="4880" w:type="dxa"/>
+            <w:tcW w:w="4834" w:type="dxa"/>
             <w:shd w:val="clear" w:color="auto" w:fill="1B4A78"/>
             <w:vAlign w:val="top"/>
           </w:tcPr>
@@ -13471,7 +13471,7 @@
         </w:trPr>
         <w:tc>
           <w:tcPr>
-            <w:tcW w:w="1500" w:type="dxa"/>
+            <w:tcW w:w="1620" w:type="dxa"/>
             <w:vAlign w:val="top"/>
           </w:tcPr>
           <w:p>
@@ -13488,7 +13488,7 @@
         </w:tc>
         <w:tc>
           <w:tcPr>
-            <w:tcW w:w="3700" w:type="dxa"/>
+            <w:tcW w:w="3626" w:type="dxa"/>
             <w:vAlign w:val="top"/>
           </w:tcPr>
           <w:p>
@@ -13503,7 +13503,7 @@
         </w:tc>
         <w:tc>
           <w:tcPr>
-            <w:tcW w:w="4880" w:type="dxa"/>
+            <w:tcW w:w="4834" w:type="dxa"/>
             <w:vAlign w:val="top"/>
           </w:tcPr>
           <w:p>
@@ -13523,7 +13523,7 @@
         </w:trPr>
         <w:tc>
           <w:tcPr>
-            <w:tcW w:w="1500" w:type="dxa"/>
+            <w:tcW w:w="1620" w:type="dxa"/>
             <w:vAlign w:val="top"/>
           </w:tcPr>
           <w:p>
@@ -13540,7 +13540,7 @@
         </w:tc>
         <w:tc>
           <w:tcPr>
-            <w:tcW w:w="3700" w:type="dxa"/>
+            <w:tcW w:w="3626" w:type="dxa"/>
             <w:vAlign w:val="top"/>
           </w:tcPr>
           <w:p>
@@ -13561,7 +13561,7 @@
         </w:tc>
         <w:tc>
           <w:tcPr>
-            <w:tcW w:w="4880" w:type="dxa"/>
+            <w:tcW w:w="4834" w:type="dxa"/>
             <w:vAlign w:val="top"/>
           </w:tcPr>
           <w:p>
@@ -13581,7 +13581,7 @@
         </w:trPr>
         <w:tc>
           <w:tcPr>
-            <w:tcW w:w="1500" w:type="dxa"/>
+            <w:tcW w:w="1620" w:type="dxa"/>
             <w:vAlign w:val="top"/>
           </w:tcPr>
           <w:p>
@@ -13598,7 +13598,7 @@
         </w:tc>
         <w:tc>
           <w:tcPr>
-            <w:tcW w:w="3700" w:type="dxa"/>
+            <w:tcW w:w="3626" w:type="dxa"/>
             <w:vAlign w:val="top"/>
           </w:tcPr>
           <w:p>
@@ -13613,7 +13613,7 @@
         </w:tc>
         <w:tc>
           <w:tcPr>
-            <w:tcW w:w="4880" w:type="dxa"/>
+            <w:tcW w:w="4834" w:type="dxa"/>
             <w:vAlign w:val="top"/>
           </w:tcPr>
           <w:p>
@@ -13633,7 +13633,7 @@
         </w:trPr>
         <w:tc>
           <w:tcPr>
-            <w:tcW w:w="1500" w:type="dxa"/>
+            <w:tcW w:w="1620" w:type="dxa"/>
             <w:vAlign w:val="top"/>
           </w:tcPr>
           <w:p>
@@ -13650,18 +13650,18 @@
         </w:tc>
         <w:tc>
           <w:tcPr>
-            <w:tcW w:w="3700" w:type="dxa"/>
-            <w:vAlign w:val="top"/>
-          </w:tcPr>
-          <w:p>
-            <w:pPr>
-              <w:pStyle w:val="TableText"/>
-            </w:pPr>
-          </w:p>
-        </w:tc>
-        <w:tc>
-          <w:tcPr>
-            <w:tcW w:w="4880" w:type="dxa"/>
+            <w:tcW w:w="3626" w:type="dxa"/>
+            <w:vAlign w:val="top"/>
+          </w:tcPr>
+          <w:p>
+            <w:pPr>
+              <w:pStyle w:val="TableText"/>
+            </w:pPr>
+          </w:p>
+        </w:tc>
+        <w:tc>
+          <w:tcPr>
+            <w:tcW w:w="4834" w:type="dxa"/>
             <w:vAlign w:val="top"/>
           </w:tcPr>
           <w:p>
@@ -13903,8 +13903,8 @@
         </w:tblCellMar>
       </w:tblPr>
       <w:tblGrid>
-        <w:gridCol w:w="5645"/>
-        <w:gridCol w:w="4435"/>
+        <w:gridCol w:w="5662"/>
+        <w:gridCol w:w="4418"/>
       </w:tblGrid>
       <w:tr>
         <w:trPr>
@@ -13912,7 +13912,7 @@
         </w:trPr>
         <w:tc>
           <w:tcPr>
-            <w:tcW w:w="5645" w:type="dxa"/>
+            <w:tcW w:w="5662" w:type="dxa"/>
             <w:shd w:val="clear" w:color="auto" w:fill="1B4A78"/>
             <w:vAlign w:val="top"/>
           </w:tcPr>
@@ -13931,7 +13931,7 @@
         </w:tc>
         <w:tc>
           <w:tcPr>
-            <w:tcW w:w="4435" w:type="dxa"/>
+            <w:tcW w:w="4418" w:type="dxa"/>
             <w:shd w:val="clear" w:color="auto" w:fill="1B4A78"/>
             <w:vAlign w:val="top"/>
           </w:tcPr>
@@ -13955,7 +13955,7 @@
         </w:trPr>
         <w:tc>
           <w:tcPr>
-            <w:tcW w:w="5645" w:type="dxa"/>
+            <w:tcW w:w="5662" w:type="dxa"/>
             <w:vAlign w:val="top"/>
           </w:tcPr>
           <w:p>
@@ -13970,7 +13970,7 @@
         </w:tc>
         <w:tc>
           <w:tcPr>
-            <w:tcW w:w="4435" w:type="dxa"/>
+            <w:tcW w:w="4418" w:type="dxa"/>
             <w:vAlign w:val="top"/>
           </w:tcPr>
           <w:p>
@@ -13992,7 +13992,7 @@
         </w:trPr>
         <w:tc>
           <w:tcPr>
-            <w:tcW w:w="5645" w:type="dxa"/>
+            <w:tcW w:w="5662" w:type="dxa"/>
             <w:vAlign w:val="top"/>
           </w:tcPr>
           <w:p>
@@ -14007,7 +14007,7 @@
         </w:tc>
         <w:tc>
           <w:tcPr>
-            <w:tcW w:w="4435" w:type="dxa"/>
+            <w:tcW w:w="4418" w:type="dxa"/>
             <w:vAlign w:val="top"/>
           </w:tcPr>
           <w:p>
@@ -14033,7 +14033,7 @@
         </w:trPr>
         <w:tc>
           <w:tcPr>
-            <w:tcW w:w="5645" w:type="dxa"/>
+            <w:tcW w:w="5662" w:type="dxa"/>
             <w:vAlign w:val="top"/>
           </w:tcPr>
           <w:p>
@@ -14048,7 +14048,7 @@
         </w:tc>
         <w:tc>
           <w:tcPr>
-            <w:tcW w:w="4435" w:type="dxa"/>
+            <w:tcW w:w="4418" w:type="dxa"/>
             <w:vAlign w:val="top"/>
           </w:tcPr>
           <w:p>
@@ -14070,7 +14070,7 @@
         </w:trPr>
         <w:tc>
           <w:tcPr>
-            <w:tcW w:w="5645" w:type="dxa"/>
+            <w:tcW w:w="5662" w:type="dxa"/>
             <w:vAlign w:val="top"/>
           </w:tcPr>
           <w:p>
@@ -14085,7 +14085,7 @@
         </w:tc>
         <w:tc>
           <w:tcPr>
-            <w:tcW w:w="4435" w:type="dxa"/>
+            <w:tcW w:w="4418" w:type="dxa"/>
             <w:vAlign w:val="top"/>
           </w:tcPr>
           <w:p>
